--- a/hin/docx/038.content.docx
+++ b/hin/docx/038.content.docx
@@ -433,66 +433,48 @@
           <w:lang w:val="hi_IN" w:bidi="hi_IN"/>
         </w:rPr>
       </w:r>
-      <w:hyperlink r:id="rId13">
-        <w:r>
-          <w:rPr>
-            <w:lang w:val="hi_IN" w:bidi="hi_IN"/>
-          </w:rPr>
-          <w:rPr>
-            <w:color w:val="0000EE"/>
-            <w:u w:val="single"/>
-          </w:rPr>
-          <w:t>सभोपदेशक 07:26</w:t>
-        </w:r>
-      </w:hyperlink>
-    </w:p>
-    <w:p>
-      <w:pPr>
-        <w:pStyle w:val="ListBullet"/>
-        <w:spacing w:line="240" w:lineRule="auto"/>
-        <w:ind w:left="720"/>
-      </w:pPr>
-      <w:r>
-        <w:rPr>
-          <w:lang w:val="hi_IN" w:bidi="hi_IN"/>
-        </w:rPr>
-      </w:r>
-      <w:hyperlink r:id="rId14">
-        <w:r>
-          <w:rPr>
-            <w:lang w:val="hi_IN" w:bidi="hi_IN"/>
-          </w:rPr>
-          <w:rPr>
-            <w:color w:val="0000EE"/>
-            <w:u w:val="single"/>
-          </w:rPr>
-          <w:t>लूका 21:34</w:t>
-        </w:r>
-      </w:hyperlink>
-    </w:p>
-    <w:p>
-      <w:pPr>
-        <w:pStyle w:val="ListBullet"/>
-        <w:spacing w:line="240" w:lineRule="auto"/>
-        <w:ind w:left="720"/>
-      </w:pPr>
-      <w:r>
-        <w:rPr>
-          <w:lang w:val="hi_IN" w:bidi="hi_IN"/>
-        </w:rPr>
-      </w:r>
-      <w:hyperlink r:id="rId15">
-        <w:r>
-          <w:rPr>
-            <w:lang w:val="hi_IN" w:bidi="hi_IN"/>
-          </w:rPr>
-          <w:rPr>
-            <w:color w:val="0000EE"/>
-            <w:u w:val="single"/>
-          </w:rPr>
-          <w:t>मरकुस 12:13</w:t>
-        </w:r>
-      </w:hyperlink>
+      <w:r>
+        <w:rPr>
+          <w:lang w:val="hi_IN" w:bidi="hi_IN"/>
+        </w:rPr>
+        <w:t>सभोपदेशक 07:26</w:t>
+      </w:r>
+    </w:p>
+    <w:p>
+      <w:pPr>
+        <w:pStyle w:val="ListBullet"/>
+        <w:spacing w:line="240" w:lineRule="auto"/>
+        <w:ind w:left="720"/>
+      </w:pPr>
+      <w:r>
+        <w:rPr>
+          <w:lang w:val="hi_IN" w:bidi="hi_IN"/>
+        </w:rPr>
+      </w:r>
+      <w:r>
+        <w:rPr>
+          <w:lang w:val="hi_IN" w:bidi="hi_IN"/>
+        </w:rPr>
+        <w:t>लूका 21:34</w:t>
+      </w:r>
+    </w:p>
+    <w:p>
+      <w:pPr>
+        <w:pStyle w:val="ListBullet"/>
+        <w:spacing w:line="240" w:lineRule="auto"/>
+        <w:ind w:left="720"/>
+      </w:pPr>
+      <w:r>
+        <w:rPr>
+          <w:lang w:val="hi_IN" w:bidi="hi_IN"/>
+        </w:rPr>
+      </w:r>
+      <w:r>
+        <w:rPr>
+          <w:lang w:val="hi_IN" w:bidi="hi_IN"/>
+        </w:rPr>
+        <w:t>मरकुस 12:13</w:t>
+      </w:r>
     </w:p>
     <w:p>
       <w:pPr>
@@ -708,114 +690,84 @@
           <w:lang w:val="hi_IN" w:bidi="hi_IN"/>
         </w:rPr>
       </w:r>
-      <w:hyperlink r:id="rId16">
-        <w:r>
-          <w:rPr>
-            <w:lang w:val="hi_IN" w:bidi="hi_IN"/>
-          </w:rPr>
-          <w:rPr>
-            <w:color w:val="0000EE"/>
-            <w:u w:val="single"/>
-          </w:rPr>
-          <w:t>1 इतिहास 05:7–9</w:t>
-        </w:r>
-      </w:hyperlink>
-    </w:p>
-    <w:p>
-      <w:pPr>
-        <w:pStyle w:val="ListBullet"/>
-        <w:spacing w:line="240" w:lineRule="auto"/>
-        <w:ind w:left="720"/>
-      </w:pPr>
-      <w:r>
-        <w:rPr>
-          <w:lang w:val="hi_IN" w:bidi="hi_IN"/>
-        </w:rPr>
-      </w:r>
-      <w:hyperlink r:id="rId17">
-        <w:r>
-          <w:rPr>
-            <w:lang w:val="hi_IN" w:bidi="hi_IN"/>
-          </w:rPr>
-          <w:rPr>
-            <w:color w:val="0000EE"/>
-            <w:u w:val="single"/>
-          </w:rPr>
-          <w:t>2 इतिहास 09:25–26</w:t>
-        </w:r>
-      </w:hyperlink>
-    </w:p>
-    <w:p>
-      <w:pPr>
-        <w:pStyle w:val="ListBullet"/>
-        <w:spacing w:line="240" w:lineRule="auto"/>
-        <w:ind w:left="720"/>
-      </w:pPr>
-      <w:r>
-        <w:rPr>
-          <w:lang w:val="hi_IN" w:bidi="hi_IN"/>
-        </w:rPr>
-      </w:r>
-      <w:hyperlink r:id="rId18">
-        <w:r>
-          <w:rPr>
-            <w:lang w:val="hi_IN" w:bidi="hi_IN"/>
-          </w:rPr>
-          <w:rPr>
-            <w:color w:val="0000EE"/>
-            <w:u w:val="single"/>
-          </w:rPr>
-          <w:t>निर्गमन 23:30–33</w:t>
-        </w:r>
-      </w:hyperlink>
-    </w:p>
-    <w:p>
-      <w:pPr>
-        <w:pStyle w:val="ListBullet"/>
-        <w:spacing w:line="240" w:lineRule="auto"/>
-        <w:ind w:left="720"/>
-      </w:pPr>
-      <w:r>
-        <w:rPr>
-          <w:lang w:val="hi_IN" w:bidi="hi_IN"/>
-        </w:rPr>
-      </w:r>
-      <w:hyperlink r:id="rId19">
-        <w:r>
-          <w:rPr>
-            <w:lang w:val="hi_IN" w:bidi="hi_IN"/>
-          </w:rPr>
-          <w:rPr>
-            <w:color w:val="0000EE"/>
-            <w:u w:val="single"/>
-          </w:rPr>
-          <w:t>उत्पत्ति 02:13–14</w:t>
-        </w:r>
-      </w:hyperlink>
-    </w:p>
-    <w:p>
-      <w:pPr>
-        <w:pStyle w:val="ListBullet"/>
-        <w:spacing w:line="240" w:lineRule="auto"/>
-        <w:ind w:left="720"/>
-      </w:pPr>
-      <w:r>
-        <w:rPr>
-          <w:lang w:val="hi_IN" w:bidi="hi_IN"/>
-        </w:rPr>
-      </w:r>
-      <w:hyperlink r:id="rId20">
-        <w:r>
-          <w:rPr>
-            <w:lang w:val="hi_IN" w:bidi="hi_IN"/>
-          </w:rPr>
-          <w:rPr>
-            <w:color w:val="0000EE"/>
-            <w:u w:val="single"/>
-          </w:rPr>
-          <w:t>यशायाह 07:20–22</w:t>
-        </w:r>
-      </w:hyperlink>
+      <w:r>
+        <w:rPr>
+          <w:lang w:val="hi_IN" w:bidi="hi_IN"/>
+        </w:rPr>
+        <w:t>1 इतिहास 05:7–9</w:t>
+      </w:r>
+    </w:p>
+    <w:p>
+      <w:pPr>
+        <w:pStyle w:val="ListBullet"/>
+        <w:spacing w:line="240" w:lineRule="auto"/>
+        <w:ind w:left="720"/>
+      </w:pPr>
+      <w:r>
+        <w:rPr>
+          <w:lang w:val="hi_IN" w:bidi="hi_IN"/>
+        </w:rPr>
+      </w:r>
+      <w:r>
+        <w:rPr>
+          <w:lang w:val="hi_IN" w:bidi="hi_IN"/>
+        </w:rPr>
+        <w:t>2 इतिहास 09:25–26</w:t>
+      </w:r>
+    </w:p>
+    <w:p>
+      <w:pPr>
+        <w:pStyle w:val="ListBullet"/>
+        <w:spacing w:line="240" w:lineRule="auto"/>
+        <w:ind w:left="720"/>
+      </w:pPr>
+      <w:r>
+        <w:rPr>
+          <w:lang w:val="hi_IN" w:bidi="hi_IN"/>
+        </w:rPr>
+      </w:r>
+      <w:r>
+        <w:rPr>
+          <w:lang w:val="hi_IN" w:bidi="hi_IN"/>
+        </w:rPr>
+        <w:t>निर्गमन 23:30–33</w:t>
+      </w:r>
+    </w:p>
+    <w:p>
+      <w:pPr>
+        <w:pStyle w:val="ListBullet"/>
+        <w:spacing w:line="240" w:lineRule="auto"/>
+        <w:ind w:left="720"/>
+      </w:pPr>
+      <w:r>
+        <w:rPr>
+          <w:lang w:val="hi_IN" w:bidi="hi_IN"/>
+        </w:rPr>
+      </w:r>
+      <w:r>
+        <w:rPr>
+          <w:lang w:val="hi_IN" w:bidi="hi_IN"/>
+        </w:rPr>
+        <w:t>उत्पत्ति 02:13–14</w:t>
+      </w:r>
+    </w:p>
+    <w:p>
+      <w:pPr>
+        <w:pStyle w:val="ListBullet"/>
+        <w:spacing w:line="240" w:lineRule="auto"/>
+        <w:ind w:left="720"/>
+      </w:pPr>
+      <w:r>
+        <w:rPr>
+          <w:lang w:val="hi_IN" w:bidi="hi_IN"/>
+        </w:rPr>
+      </w:r>
+      <w:r>
+        <w:rPr>
+          <w:lang w:val="hi_IN" w:bidi="hi_IN"/>
+        </w:rPr>
+        <w:t>यशायाह 07:20–22</w:t>
+      </w:r>
     </w:p>
     <w:p>
       <w:pPr>
@@ -1079,210 +1031,156 @@
           <w:lang w:val="hi_IN" w:bidi="hi_IN"/>
         </w:rPr>
       </w:r>
-      <w:hyperlink r:id="rId21">
-        <w:r>
-          <w:rPr>
-            <w:lang w:val="hi_IN" w:bidi="hi_IN"/>
-          </w:rPr>
-          <w:rPr>
-            <w:color w:val="0000EE"/>
-            <w:u w:val="single"/>
-          </w:rPr>
-          <w:t>प्रे.का. 26:4</w:t>
-        </w:r>
-      </w:hyperlink>
-    </w:p>
-    <w:p>
-      <w:pPr>
-        <w:pStyle w:val="ListBullet"/>
-        <w:spacing w:line="240" w:lineRule="auto"/>
-        <w:ind w:left="720"/>
-      </w:pPr>
-      <w:r>
-        <w:rPr>
-          <w:lang w:val="hi_IN" w:bidi="hi_IN"/>
-        </w:rPr>
-      </w:r>
-      <w:hyperlink r:id="rId22">
-        <w:r>
-          <w:rPr>
-            <w:lang w:val="hi_IN" w:bidi="hi_IN"/>
-          </w:rPr>
-          <w:rPr>
-            <w:color w:val="0000EE"/>
-            <w:u w:val="single"/>
-          </w:rPr>
-          <w:t>यूहन्ना 3:1–2</w:t>
-        </w:r>
-      </w:hyperlink>
-    </w:p>
-    <w:p>
-      <w:pPr>
-        <w:pStyle w:val="ListBullet"/>
-        <w:spacing w:line="240" w:lineRule="auto"/>
-        <w:ind w:left="720"/>
-      </w:pPr>
-      <w:r>
-        <w:rPr>
-          <w:lang w:val="hi_IN" w:bidi="hi_IN"/>
-        </w:rPr>
-      </w:r>
-      <w:hyperlink r:id="rId23">
-        <w:r>
-          <w:rPr>
-            <w:lang w:val="hi_IN" w:bidi="hi_IN"/>
-          </w:rPr>
-          <w:rPr>
-            <w:color w:val="0000EE"/>
-            <w:u w:val="single"/>
-          </w:rPr>
-          <w:t>लूका 11:44</w:t>
-        </w:r>
-      </w:hyperlink>
-    </w:p>
-    <w:p>
-      <w:pPr>
-        <w:pStyle w:val="ListBullet"/>
-        <w:spacing w:line="240" w:lineRule="auto"/>
-        <w:ind w:left="720"/>
-      </w:pPr>
-      <w:r>
-        <w:rPr>
-          <w:lang w:val="hi_IN" w:bidi="hi_IN"/>
-        </w:rPr>
-      </w:r>
-      <w:hyperlink r:id="rId24">
-        <w:r>
-          <w:rPr>
-            <w:lang w:val="hi_IN" w:bidi="hi_IN"/>
-          </w:rPr>
-          <w:rPr>
-            <w:color w:val="0000EE"/>
-            <w:u w:val="single"/>
-          </w:rPr>
-          <w:t>मत्ती 3:7</w:t>
-        </w:r>
-      </w:hyperlink>
-    </w:p>
-    <w:p>
-      <w:pPr>
-        <w:pStyle w:val="ListBullet"/>
-        <w:spacing w:line="240" w:lineRule="auto"/>
-        <w:ind w:left="720"/>
-      </w:pPr>
-      <w:r>
-        <w:rPr>
-          <w:lang w:val="hi_IN" w:bidi="hi_IN"/>
-        </w:rPr>
-      </w:r>
-      <w:hyperlink r:id="rId25">
-        <w:r>
-          <w:rPr>
-            <w:lang w:val="hi_IN" w:bidi="hi_IN"/>
-          </w:rPr>
-          <w:rPr>
-            <w:color w:val="0000EE"/>
-            <w:u w:val="single"/>
-          </w:rPr>
-          <w:t>मत्ती 5:20</w:t>
-        </w:r>
-      </w:hyperlink>
-    </w:p>
-    <w:p>
-      <w:pPr>
-        <w:pStyle w:val="ListBullet"/>
-        <w:spacing w:line="240" w:lineRule="auto"/>
-        <w:ind w:left="720"/>
-      </w:pPr>
-      <w:r>
-        <w:rPr>
-          <w:lang w:val="hi_IN" w:bidi="hi_IN"/>
-        </w:rPr>
-      </w:r>
-      <w:hyperlink r:id="rId26">
-        <w:r>
-          <w:rPr>
-            <w:lang w:val="hi_IN" w:bidi="hi_IN"/>
-          </w:rPr>
-          <w:rPr>
-            <w:color w:val="0000EE"/>
-            <w:u w:val="single"/>
-          </w:rPr>
-          <w:t>मत्ती 9:11</w:t>
-        </w:r>
-      </w:hyperlink>
-    </w:p>
-    <w:p>
-      <w:pPr>
-        <w:pStyle w:val="ListBullet"/>
-        <w:spacing w:line="240" w:lineRule="auto"/>
-        <w:ind w:left="720"/>
-      </w:pPr>
-      <w:r>
-        <w:rPr>
-          <w:lang w:val="hi_IN" w:bidi="hi_IN"/>
-        </w:rPr>
-      </w:r>
-      <w:hyperlink r:id="rId27">
-        <w:r>
-          <w:rPr>
-            <w:lang w:val="hi_IN" w:bidi="hi_IN"/>
-          </w:rPr>
-          <w:rPr>
-            <w:color w:val="0000EE"/>
-            <w:u w:val="single"/>
-          </w:rPr>
-          <w:t>मत्ती 12:2</w:t>
-        </w:r>
-      </w:hyperlink>
-    </w:p>
-    <w:p>
-      <w:pPr>
-        <w:pStyle w:val="ListBullet"/>
-        <w:spacing w:line="240" w:lineRule="auto"/>
-        <w:ind w:left="720"/>
-      </w:pPr>
-      <w:r>
-        <w:rPr>
-          <w:lang w:val="hi_IN" w:bidi="hi_IN"/>
-        </w:rPr>
-      </w:r>
-      <w:hyperlink r:id="rId28">
-        <w:r>
-          <w:rPr>
-            <w:lang w:val="hi_IN" w:bidi="hi_IN"/>
-          </w:rPr>
-          <w:rPr>
-            <w:color w:val="0000EE"/>
-            <w:u w:val="single"/>
-          </w:rPr>
-          <w:t>मत्ती 12:38</w:t>
-        </w:r>
-      </w:hyperlink>
-    </w:p>
-    <w:p>
-      <w:pPr>
-        <w:pStyle w:val="ListBullet"/>
-        <w:spacing w:line="240" w:lineRule="auto"/>
-        <w:ind w:left="720"/>
-      </w:pPr>
-      <w:r>
-        <w:rPr>
-          <w:lang w:val="hi_IN" w:bidi="hi_IN"/>
-        </w:rPr>
-      </w:r>
-      <w:hyperlink r:id="rId29">
-        <w:r>
-          <w:rPr>
-            <w:lang w:val="hi_IN" w:bidi="hi_IN"/>
-          </w:rPr>
-          <w:rPr>
-            <w:color w:val="0000EE"/>
-            <w:u w:val="single"/>
-          </w:rPr>
-          <w:t>फिलिप्पियों 3:5</w:t>
-        </w:r>
-      </w:hyperlink>
+      <w:r>
+        <w:rPr>
+          <w:lang w:val="hi_IN" w:bidi="hi_IN"/>
+        </w:rPr>
+        <w:t>प्रे.का. 26:4</w:t>
+      </w:r>
+    </w:p>
+    <w:p>
+      <w:pPr>
+        <w:pStyle w:val="ListBullet"/>
+        <w:spacing w:line="240" w:lineRule="auto"/>
+        <w:ind w:left="720"/>
+      </w:pPr>
+      <w:r>
+        <w:rPr>
+          <w:lang w:val="hi_IN" w:bidi="hi_IN"/>
+        </w:rPr>
+      </w:r>
+      <w:r>
+        <w:rPr>
+          <w:lang w:val="hi_IN" w:bidi="hi_IN"/>
+        </w:rPr>
+        <w:t>यूहन्ना 3:1–2</w:t>
+      </w:r>
+    </w:p>
+    <w:p>
+      <w:pPr>
+        <w:pStyle w:val="ListBullet"/>
+        <w:spacing w:line="240" w:lineRule="auto"/>
+        <w:ind w:left="720"/>
+      </w:pPr>
+      <w:r>
+        <w:rPr>
+          <w:lang w:val="hi_IN" w:bidi="hi_IN"/>
+        </w:rPr>
+      </w:r>
+      <w:r>
+        <w:rPr>
+          <w:lang w:val="hi_IN" w:bidi="hi_IN"/>
+        </w:rPr>
+        <w:t>लूका 11:44</w:t>
+      </w:r>
+    </w:p>
+    <w:p>
+      <w:pPr>
+        <w:pStyle w:val="ListBullet"/>
+        <w:spacing w:line="240" w:lineRule="auto"/>
+        <w:ind w:left="720"/>
+      </w:pPr>
+      <w:r>
+        <w:rPr>
+          <w:lang w:val="hi_IN" w:bidi="hi_IN"/>
+        </w:rPr>
+      </w:r>
+      <w:r>
+        <w:rPr>
+          <w:lang w:val="hi_IN" w:bidi="hi_IN"/>
+        </w:rPr>
+        <w:t>मत्ती 3:7</w:t>
+      </w:r>
+    </w:p>
+    <w:p>
+      <w:pPr>
+        <w:pStyle w:val="ListBullet"/>
+        <w:spacing w:line="240" w:lineRule="auto"/>
+        <w:ind w:left="720"/>
+      </w:pPr>
+      <w:r>
+        <w:rPr>
+          <w:lang w:val="hi_IN" w:bidi="hi_IN"/>
+        </w:rPr>
+      </w:r>
+      <w:r>
+        <w:rPr>
+          <w:lang w:val="hi_IN" w:bidi="hi_IN"/>
+        </w:rPr>
+        <w:t>मत्ती 5:20</w:t>
+      </w:r>
+    </w:p>
+    <w:p>
+      <w:pPr>
+        <w:pStyle w:val="ListBullet"/>
+        <w:spacing w:line="240" w:lineRule="auto"/>
+        <w:ind w:left="720"/>
+      </w:pPr>
+      <w:r>
+        <w:rPr>
+          <w:lang w:val="hi_IN" w:bidi="hi_IN"/>
+        </w:rPr>
+      </w:r>
+      <w:r>
+        <w:rPr>
+          <w:lang w:val="hi_IN" w:bidi="hi_IN"/>
+        </w:rPr>
+        <w:t>मत्ती 9:11</w:t>
+      </w:r>
+    </w:p>
+    <w:p>
+      <w:pPr>
+        <w:pStyle w:val="ListBullet"/>
+        <w:spacing w:line="240" w:lineRule="auto"/>
+        <w:ind w:left="720"/>
+      </w:pPr>
+      <w:r>
+        <w:rPr>
+          <w:lang w:val="hi_IN" w:bidi="hi_IN"/>
+        </w:rPr>
+      </w:r>
+      <w:r>
+        <w:rPr>
+          <w:lang w:val="hi_IN" w:bidi="hi_IN"/>
+        </w:rPr>
+        <w:t>मत्ती 12:2</w:t>
+      </w:r>
+    </w:p>
+    <w:p>
+      <w:pPr>
+        <w:pStyle w:val="ListBullet"/>
+        <w:spacing w:line="240" w:lineRule="auto"/>
+        <w:ind w:left="720"/>
+      </w:pPr>
+      <w:r>
+        <w:rPr>
+          <w:lang w:val="hi_IN" w:bidi="hi_IN"/>
+        </w:rPr>
+      </w:r>
+      <w:r>
+        <w:rPr>
+          <w:lang w:val="hi_IN" w:bidi="hi_IN"/>
+        </w:rPr>
+        <w:t>मत्ती 12:38</w:t>
+      </w:r>
+    </w:p>
+    <w:p>
+      <w:pPr>
+        <w:pStyle w:val="ListBullet"/>
+        <w:spacing w:line="240" w:lineRule="auto"/>
+        <w:ind w:left="720"/>
+      </w:pPr>
+      <w:r>
+        <w:rPr>
+          <w:lang w:val="hi_IN" w:bidi="hi_IN"/>
+        </w:rPr>
+      </w:r>
+      <w:r>
+        <w:rPr>
+          <w:lang w:val="hi_IN" w:bidi="hi_IN"/>
+        </w:rPr>
+        <w:t>फिलिप्पियों 3:5</w:t>
+      </w:r>
     </w:p>
     <w:p>
       <w:pPr>
@@ -1779,114 +1677,84 @@
           <w:lang w:val="hi_IN" w:bidi="hi_IN"/>
         </w:rPr>
       </w:r>
-      <w:hyperlink r:id="rId30">
-        <w:r>
-          <w:rPr>
-            <w:lang w:val="hi_IN" w:bidi="hi_IN"/>
-          </w:rPr>
-          <w:rPr>
-            <w:color w:val="0000EE"/>
-            <w:u w:val="single"/>
-          </w:rPr>
-          <w:t>गलातियों 05:23</w:t>
-        </w:r>
-      </w:hyperlink>
-    </w:p>
-    <w:p>
-      <w:pPr>
-        <w:pStyle w:val="ListBullet"/>
-        <w:spacing w:line="240" w:lineRule="auto"/>
-        <w:ind w:left="720"/>
-      </w:pPr>
-      <w:r>
-        <w:rPr>
-          <w:lang w:val="hi_IN" w:bidi="hi_IN"/>
-        </w:rPr>
-      </w:r>
-      <w:hyperlink r:id="rId31">
-        <w:r>
-          <w:rPr>
-            <w:lang w:val="hi_IN" w:bidi="hi_IN"/>
-          </w:rPr>
-          <w:rPr>
-            <w:color w:val="0000EE"/>
-            <w:u w:val="single"/>
-          </w:rPr>
-          <w:t>उत्पत्ति 01:11</w:t>
-        </w:r>
-      </w:hyperlink>
-    </w:p>
-    <w:p>
-      <w:pPr>
-        <w:pStyle w:val="ListBullet"/>
-        <w:spacing w:line="240" w:lineRule="auto"/>
-        <w:ind w:left="720"/>
-      </w:pPr>
-      <w:r>
-        <w:rPr>
-          <w:lang w:val="hi_IN" w:bidi="hi_IN"/>
-        </w:rPr>
-      </w:r>
-      <w:hyperlink r:id="rId32">
-        <w:r>
-          <w:rPr>
-            <w:lang w:val="hi_IN" w:bidi="hi_IN"/>
-          </w:rPr>
-          <w:rPr>
-            <w:color w:val="0000EE"/>
-            <w:u w:val="single"/>
-          </w:rPr>
-          <w:t>लूका 08:15</w:t>
-        </w:r>
-      </w:hyperlink>
-    </w:p>
-    <w:p>
-      <w:pPr>
-        <w:pStyle w:val="ListBullet"/>
-        <w:spacing w:line="240" w:lineRule="auto"/>
-        <w:ind w:left="720"/>
-      </w:pPr>
-      <w:r>
-        <w:rPr>
-          <w:lang w:val="hi_IN" w:bidi="hi_IN"/>
-        </w:rPr>
-      </w:r>
-      <w:hyperlink r:id="rId33">
-        <w:r>
-          <w:rPr>
-            <w:lang w:val="hi_IN" w:bidi="hi_IN"/>
-          </w:rPr>
-          <w:rPr>
-            <w:color w:val="0000EE"/>
-            <w:u w:val="single"/>
-          </w:rPr>
-          <w:t>मत्ती 03:7–9</w:t>
-        </w:r>
-      </w:hyperlink>
-    </w:p>
-    <w:p>
-      <w:pPr>
-        <w:pStyle w:val="ListBullet"/>
-        <w:spacing w:line="240" w:lineRule="auto"/>
-        <w:ind w:left="720"/>
-      </w:pPr>
-      <w:r>
-        <w:rPr>
-          <w:lang w:val="hi_IN" w:bidi="hi_IN"/>
-        </w:rPr>
-      </w:r>
-      <w:hyperlink r:id="rId34">
-        <w:r>
-          <w:rPr>
-            <w:lang w:val="hi_IN" w:bidi="hi_IN"/>
-          </w:rPr>
-          <w:rPr>
-            <w:color w:val="0000EE"/>
-            <w:u w:val="single"/>
-          </w:rPr>
-          <w:t>मत्ती 07:17</w:t>
-        </w:r>
-      </w:hyperlink>
+      <w:r>
+        <w:rPr>
+          <w:lang w:val="hi_IN" w:bidi="hi_IN"/>
+        </w:rPr>
+        <w:t>गलातियों 05:23</w:t>
+      </w:r>
+    </w:p>
+    <w:p>
+      <w:pPr>
+        <w:pStyle w:val="ListBullet"/>
+        <w:spacing w:line="240" w:lineRule="auto"/>
+        <w:ind w:left="720"/>
+      </w:pPr>
+      <w:r>
+        <w:rPr>
+          <w:lang w:val="hi_IN" w:bidi="hi_IN"/>
+        </w:rPr>
+      </w:r>
+      <w:r>
+        <w:rPr>
+          <w:lang w:val="hi_IN" w:bidi="hi_IN"/>
+        </w:rPr>
+        <w:t>उत्पत्ति 01:11</w:t>
+      </w:r>
+    </w:p>
+    <w:p>
+      <w:pPr>
+        <w:pStyle w:val="ListBullet"/>
+        <w:spacing w:line="240" w:lineRule="auto"/>
+        <w:ind w:left="720"/>
+      </w:pPr>
+      <w:r>
+        <w:rPr>
+          <w:lang w:val="hi_IN" w:bidi="hi_IN"/>
+        </w:rPr>
+      </w:r>
+      <w:r>
+        <w:rPr>
+          <w:lang w:val="hi_IN" w:bidi="hi_IN"/>
+        </w:rPr>
+        <w:t>लूका 08:15</w:t>
+      </w:r>
+    </w:p>
+    <w:p>
+      <w:pPr>
+        <w:pStyle w:val="ListBullet"/>
+        <w:spacing w:line="240" w:lineRule="auto"/>
+        <w:ind w:left="720"/>
+      </w:pPr>
+      <w:r>
+        <w:rPr>
+          <w:lang w:val="hi_IN" w:bidi="hi_IN"/>
+        </w:rPr>
+      </w:r>
+      <w:r>
+        <w:rPr>
+          <w:lang w:val="hi_IN" w:bidi="hi_IN"/>
+        </w:rPr>
+        <w:t>मत्ती 03:7–9</w:t>
+      </w:r>
+    </w:p>
+    <w:p>
+      <w:pPr>
+        <w:pStyle w:val="ListBullet"/>
+        <w:spacing w:line="240" w:lineRule="auto"/>
+        <w:ind w:left="720"/>
+      </w:pPr>
+      <w:r>
+        <w:rPr>
+          <w:lang w:val="hi_IN" w:bidi="hi_IN"/>
+        </w:rPr>
+      </w:r>
+      <w:r>
+        <w:rPr>
+          <w:lang w:val="hi_IN" w:bidi="hi_IN"/>
+        </w:rPr>
+        <w:t>मत्ती 07:17</w:t>
+      </w:r>
     </w:p>
     <w:p>
       <w:pPr>
@@ -2167,306 +2035,228 @@
           <w:lang w:val="hi_IN" w:bidi="hi_IN"/>
         </w:rPr>
       </w:r>
-      <w:hyperlink r:id="rId35">
-        <w:r>
-          <w:rPr>
-            <w:lang w:val="hi_IN" w:bidi="hi_IN"/>
-          </w:rPr>
-          <w:rPr>
-            <w:color w:val="0000EE"/>
-            <w:u w:val="single"/>
-          </w:rPr>
-          <w:t>1 कुरिन्थियों 9:9–11</w:t>
-        </w:r>
-      </w:hyperlink>
-    </w:p>
-    <w:p>
-      <w:pPr>
-        <w:pStyle w:val="ListBullet"/>
-        <w:spacing w:line="240" w:lineRule="auto"/>
-        <w:ind w:left="720"/>
-      </w:pPr>
-      <w:r>
-        <w:rPr>
-          <w:lang w:val="hi_IN" w:bidi="hi_IN"/>
-        </w:rPr>
-      </w:r>
-      <w:hyperlink r:id="rId36">
-        <w:r>
-          <w:rPr>
-            <w:lang w:val="hi_IN" w:bidi="hi_IN"/>
-          </w:rPr>
-          <w:rPr>
-            <w:color w:val="0000EE"/>
-            <w:u w:val="single"/>
-          </w:rPr>
-          <w:t>2 शमूएल 21:7–9</w:t>
-        </w:r>
-      </w:hyperlink>
-    </w:p>
-    <w:p>
-      <w:pPr>
-        <w:pStyle w:val="ListBullet"/>
-        <w:spacing w:line="240" w:lineRule="auto"/>
-        <w:ind w:left="720"/>
-      </w:pPr>
-      <w:r>
-        <w:rPr>
-          <w:lang w:val="hi_IN" w:bidi="hi_IN"/>
-        </w:rPr>
-      </w:r>
-      <w:hyperlink r:id="rId37">
-        <w:r>
-          <w:rPr>
-            <w:lang w:val="hi_IN" w:bidi="hi_IN"/>
-          </w:rPr>
-          <w:rPr>
-            <w:color w:val="0000EE"/>
-            <w:u w:val="single"/>
-          </w:rPr>
-          <w:t>गलातियों 6:9–10</w:t>
-        </w:r>
-      </w:hyperlink>
-    </w:p>
-    <w:p>
-      <w:pPr>
-        <w:pStyle w:val="ListBullet"/>
-        <w:spacing w:line="240" w:lineRule="auto"/>
-        <w:ind w:left="720"/>
-      </w:pPr>
-      <w:r>
-        <w:rPr>
-          <w:lang w:val="hi_IN" w:bidi="hi_IN"/>
-        </w:rPr>
-      </w:r>
-      <w:hyperlink r:id="rId38">
-        <w:r>
-          <w:rPr>
-            <w:lang w:val="hi_IN" w:bidi="hi_IN"/>
-          </w:rPr>
-          <w:rPr>
-            <w:color w:val="0000EE"/>
-            <w:u w:val="single"/>
-          </w:rPr>
-          <w:t>यशायाह 17:11</w:t>
-        </w:r>
-      </w:hyperlink>
-    </w:p>
-    <w:p>
-      <w:pPr>
-        <w:pStyle w:val="ListBullet"/>
-        <w:spacing w:line="240" w:lineRule="auto"/>
-        <w:ind w:left="720"/>
-      </w:pPr>
-      <w:r>
-        <w:rPr>
-          <w:lang w:val="hi_IN" w:bidi="hi_IN"/>
-        </w:rPr>
-      </w:r>
-      <w:hyperlink r:id="rId39">
-        <w:r>
-          <w:rPr>
-            <w:lang w:val="hi_IN" w:bidi="hi_IN"/>
-          </w:rPr>
-          <w:rPr>
-            <w:color w:val="0000EE"/>
-            <w:u w:val="single"/>
-          </w:rPr>
-          <w:t>याकूब 5:7–8</w:t>
-        </w:r>
-      </w:hyperlink>
-    </w:p>
-    <w:p>
-      <w:pPr>
-        <w:pStyle w:val="ListBullet"/>
-        <w:spacing w:line="240" w:lineRule="auto"/>
-        <w:ind w:left="720"/>
-      </w:pPr>
-      <w:r>
-        <w:rPr>
-          <w:lang w:val="hi_IN" w:bidi="hi_IN"/>
-        </w:rPr>
-      </w:r>
-      <w:hyperlink r:id="rId40">
-        <w:r>
-          <w:rPr>
-            <w:lang w:val="hi_IN" w:bidi="hi_IN"/>
-          </w:rPr>
-          <w:rPr>
-            <w:color w:val="0000EE"/>
-            <w:u w:val="single"/>
-          </w:rPr>
-          <w:t>लैव्यव्यवस्था 19:9</w:t>
-        </w:r>
-      </w:hyperlink>
-    </w:p>
-    <w:p>
-      <w:pPr>
-        <w:pStyle w:val="ListBullet"/>
-        <w:spacing w:line="240" w:lineRule="auto"/>
-        <w:ind w:left="720"/>
-      </w:pPr>
-      <w:r>
-        <w:rPr>
-          <w:lang w:val="hi_IN" w:bidi="hi_IN"/>
-        </w:rPr>
-      </w:r>
-      <w:hyperlink r:id="rId41">
-        <w:r>
-          <w:rPr>
-            <w:lang w:val="hi_IN" w:bidi="hi_IN"/>
-          </w:rPr>
-          <w:rPr>
-            <w:color w:val="0000EE"/>
-            <w:u w:val="single"/>
-          </w:rPr>
-          <w:t>मत्ती 9:38</w:t>
-        </w:r>
-      </w:hyperlink>
-    </w:p>
-    <w:p>
-      <w:pPr>
-        <w:pStyle w:val="ListBullet"/>
-        <w:spacing w:line="240" w:lineRule="auto"/>
-        <w:ind w:left="720"/>
-      </w:pPr>
-      <w:r>
-        <w:rPr>
-          <w:lang w:val="hi_IN" w:bidi="hi_IN"/>
-        </w:rPr>
-      </w:r>
-      <w:hyperlink r:id="rId42">
-        <w:r>
-          <w:rPr>
-            <w:lang w:val="hi_IN" w:bidi="hi_IN"/>
-          </w:rPr>
-          <w:rPr>
-            <w:color w:val="0000EE"/>
-            <w:u w:val="single"/>
-          </w:rPr>
-          <w:t>रूत 1:22</w:t>
-        </w:r>
-      </w:hyperlink>
-    </w:p>
-    <w:p>
-      <w:pPr>
-        <w:pStyle w:val="ListBullet"/>
-        <w:spacing w:line="240" w:lineRule="auto"/>
-        <w:ind w:left="720"/>
-      </w:pPr>
-      <w:r>
-        <w:rPr>
-          <w:lang w:val="hi_IN" w:bidi="hi_IN"/>
-        </w:rPr>
-      </w:r>
-      <w:hyperlink r:id="rId37">
-        <w:r>
-          <w:rPr>
-            <w:lang w:val="hi_IN" w:bidi="hi_IN"/>
-          </w:rPr>
-          <w:rPr>
-            <w:color w:val="0000EE"/>
-            <w:u w:val="single"/>
-          </w:rPr>
-          <w:t>गलातियों 6:9–10</w:t>
-        </w:r>
-      </w:hyperlink>
-    </w:p>
-    <w:p>
-      <w:pPr>
-        <w:pStyle w:val="ListBullet"/>
-        <w:spacing w:line="240" w:lineRule="auto"/>
-        <w:ind w:left="720"/>
-      </w:pPr>
-      <w:r>
-        <w:rPr>
-          <w:lang w:val="hi_IN" w:bidi="hi_IN"/>
-        </w:rPr>
-      </w:r>
-      <w:hyperlink r:id="rId43">
-        <w:r>
-          <w:rPr>
-            <w:lang w:val="hi_IN" w:bidi="hi_IN"/>
-          </w:rPr>
-          <w:rPr>
-            <w:color w:val="0000EE"/>
-            <w:u w:val="single"/>
-          </w:rPr>
-          <w:t>मत्ती 6:25–26</w:t>
-        </w:r>
-      </w:hyperlink>
-    </w:p>
-    <w:p>
-      <w:pPr>
-        <w:pStyle w:val="ListBullet"/>
-        <w:spacing w:line="240" w:lineRule="auto"/>
-        <w:ind w:left="720"/>
-      </w:pPr>
-      <w:r>
-        <w:rPr>
-          <w:lang w:val="hi_IN" w:bidi="hi_IN"/>
-        </w:rPr>
-      </w:r>
-      <w:hyperlink r:id="rId44">
-        <w:r>
-          <w:rPr>
-            <w:lang w:val="hi_IN" w:bidi="hi_IN"/>
-          </w:rPr>
-          <w:rPr>
-            <w:color w:val="0000EE"/>
-            <w:u w:val="single"/>
-          </w:rPr>
-          <w:t>मत्ती 13:30</w:t>
-        </w:r>
-      </w:hyperlink>
-    </w:p>
-    <w:p>
-      <w:pPr>
-        <w:pStyle w:val="ListBullet"/>
-        <w:spacing w:line="240" w:lineRule="auto"/>
-        <w:ind w:left="720"/>
-      </w:pPr>
-      <w:r>
-        <w:rPr>
-          <w:lang w:val="hi_IN" w:bidi="hi_IN"/>
-        </w:rPr>
-      </w:r>
-      <w:hyperlink r:id="rId45">
-        <w:r>
-          <w:rPr>
-            <w:lang w:val="hi_IN" w:bidi="hi_IN"/>
-          </w:rPr>
-          <w:rPr>
-            <w:color w:val="0000EE"/>
-            <w:u w:val="single"/>
-          </w:rPr>
-          <w:t>मत्ती 13:36–39</w:t>
-        </w:r>
-      </w:hyperlink>
-    </w:p>
-    <w:p>
-      <w:pPr>
-        <w:pStyle w:val="ListBullet"/>
-        <w:spacing w:line="240" w:lineRule="auto"/>
-        <w:ind w:left="720"/>
-      </w:pPr>
-      <w:r>
-        <w:rPr>
-          <w:lang w:val="hi_IN" w:bidi="hi_IN"/>
-        </w:rPr>
-      </w:r>
-      <w:hyperlink r:id="rId46">
-        <w:r>
-          <w:rPr>
-            <w:lang w:val="hi_IN" w:bidi="hi_IN"/>
-          </w:rPr>
-          <w:rPr>
-            <w:color w:val="0000EE"/>
-            <w:u w:val="single"/>
-          </w:rPr>
-          <w:t>मत्ती 25:24</w:t>
-        </w:r>
-      </w:hyperlink>
+      <w:r>
+        <w:rPr>
+          <w:lang w:val="hi_IN" w:bidi="hi_IN"/>
+        </w:rPr>
+        <w:t>1 कुरिन्थियों 9:9–11</w:t>
+      </w:r>
+    </w:p>
+    <w:p>
+      <w:pPr>
+        <w:pStyle w:val="ListBullet"/>
+        <w:spacing w:line="240" w:lineRule="auto"/>
+        <w:ind w:left="720"/>
+      </w:pPr>
+      <w:r>
+        <w:rPr>
+          <w:lang w:val="hi_IN" w:bidi="hi_IN"/>
+        </w:rPr>
+      </w:r>
+      <w:r>
+        <w:rPr>
+          <w:lang w:val="hi_IN" w:bidi="hi_IN"/>
+        </w:rPr>
+        <w:t>2 शमूएल 21:7–9</w:t>
+      </w:r>
+    </w:p>
+    <w:p>
+      <w:pPr>
+        <w:pStyle w:val="ListBullet"/>
+        <w:spacing w:line="240" w:lineRule="auto"/>
+        <w:ind w:left="720"/>
+      </w:pPr>
+      <w:r>
+        <w:rPr>
+          <w:lang w:val="hi_IN" w:bidi="hi_IN"/>
+        </w:rPr>
+      </w:r>
+      <w:r>
+        <w:rPr>
+          <w:lang w:val="hi_IN" w:bidi="hi_IN"/>
+        </w:rPr>
+        <w:t>गलातियों 6:9–10</w:t>
+      </w:r>
+    </w:p>
+    <w:p>
+      <w:pPr>
+        <w:pStyle w:val="ListBullet"/>
+        <w:spacing w:line="240" w:lineRule="auto"/>
+        <w:ind w:left="720"/>
+      </w:pPr>
+      <w:r>
+        <w:rPr>
+          <w:lang w:val="hi_IN" w:bidi="hi_IN"/>
+        </w:rPr>
+      </w:r>
+      <w:r>
+        <w:rPr>
+          <w:lang w:val="hi_IN" w:bidi="hi_IN"/>
+        </w:rPr>
+        <w:t>यशायाह 17:11</w:t>
+      </w:r>
+    </w:p>
+    <w:p>
+      <w:pPr>
+        <w:pStyle w:val="ListBullet"/>
+        <w:spacing w:line="240" w:lineRule="auto"/>
+        <w:ind w:left="720"/>
+      </w:pPr>
+      <w:r>
+        <w:rPr>
+          <w:lang w:val="hi_IN" w:bidi="hi_IN"/>
+        </w:rPr>
+      </w:r>
+      <w:r>
+        <w:rPr>
+          <w:lang w:val="hi_IN" w:bidi="hi_IN"/>
+        </w:rPr>
+        <w:t>याकूब 5:7–8</w:t>
+      </w:r>
+    </w:p>
+    <w:p>
+      <w:pPr>
+        <w:pStyle w:val="ListBullet"/>
+        <w:spacing w:line="240" w:lineRule="auto"/>
+        <w:ind w:left="720"/>
+      </w:pPr>
+      <w:r>
+        <w:rPr>
+          <w:lang w:val="hi_IN" w:bidi="hi_IN"/>
+        </w:rPr>
+      </w:r>
+      <w:r>
+        <w:rPr>
+          <w:lang w:val="hi_IN" w:bidi="hi_IN"/>
+        </w:rPr>
+        <w:t>लैव्यव्यवस्था 19:9</w:t>
+      </w:r>
+    </w:p>
+    <w:p>
+      <w:pPr>
+        <w:pStyle w:val="ListBullet"/>
+        <w:spacing w:line="240" w:lineRule="auto"/>
+        <w:ind w:left="720"/>
+      </w:pPr>
+      <w:r>
+        <w:rPr>
+          <w:lang w:val="hi_IN" w:bidi="hi_IN"/>
+        </w:rPr>
+      </w:r>
+      <w:r>
+        <w:rPr>
+          <w:lang w:val="hi_IN" w:bidi="hi_IN"/>
+        </w:rPr>
+        <w:t>मत्ती 9:38</w:t>
+      </w:r>
+    </w:p>
+    <w:p>
+      <w:pPr>
+        <w:pStyle w:val="ListBullet"/>
+        <w:spacing w:line="240" w:lineRule="auto"/>
+        <w:ind w:left="720"/>
+      </w:pPr>
+      <w:r>
+        <w:rPr>
+          <w:lang w:val="hi_IN" w:bidi="hi_IN"/>
+        </w:rPr>
+      </w:r>
+      <w:r>
+        <w:rPr>
+          <w:lang w:val="hi_IN" w:bidi="hi_IN"/>
+        </w:rPr>
+        <w:t>रूत 1:22</w:t>
+      </w:r>
+    </w:p>
+    <w:p>
+      <w:pPr>
+        <w:pStyle w:val="ListBullet"/>
+        <w:spacing w:line="240" w:lineRule="auto"/>
+        <w:ind w:left="720"/>
+      </w:pPr>
+      <w:r>
+        <w:rPr>
+          <w:lang w:val="hi_IN" w:bidi="hi_IN"/>
+        </w:rPr>
+      </w:r>
+      <w:r>
+        <w:rPr>
+          <w:lang w:val="hi_IN" w:bidi="hi_IN"/>
+        </w:rPr>
+        <w:t>गलातियों 6:9–10</w:t>
+      </w:r>
+    </w:p>
+    <w:p>
+      <w:pPr>
+        <w:pStyle w:val="ListBullet"/>
+        <w:spacing w:line="240" w:lineRule="auto"/>
+        <w:ind w:left="720"/>
+      </w:pPr>
+      <w:r>
+        <w:rPr>
+          <w:lang w:val="hi_IN" w:bidi="hi_IN"/>
+        </w:rPr>
+      </w:r>
+      <w:r>
+        <w:rPr>
+          <w:lang w:val="hi_IN" w:bidi="hi_IN"/>
+        </w:rPr>
+        <w:t>मत्ती 6:25–26</w:t>
+      </w:r>
+    </w:p>
+    <w:p>
+      <w:pPr>
+        <w:pStyle w:val="ListBullet"/>
+        <w:spacing w:line="240" w:lineRule="auto"/>
+        <w:ind w:left="720"/>
+      </w:pPr>
+      <w:r>
+        <w:rPr>
+          <w:lang w:val="hi_IN" w:bidi="hi_IN"/>
+        </w:rPr>
+      </w:r>
+      <w:r>
+        <w:rPr>
+          <w:lang w:val="hi_IN" w:bidi="hi_IN"/>
+        </w:rPr>
+        <w:t>मत्ती 13:30</w:t>
+      </w:r>
+    </w:p>
+    <w:p>
+      <w:pPr>
+        <w:pStyle w:val="ListBullet"/>
+        <w:spacing w:line="240" w:lineRule="auto"/>
+        <w:ind w:left="720"/>
+      </w:pPr>
+      <w:r>
+        <w:rPr>
+          <w:lang w:val="hi_IN" w:bidi="hi_IN"/>
+        </w:rPr>
+      </w:r>
+      <w:r>
+        <w:rPr>
+          <w:lang w:val="hi_IN" w:bidi="hi_IN"/>
+        </w:rPr>
+        <w:t>मत्ती 13:36–39</w:t>
+      </w:r>
+    </w:p>
+    <w:p>
+      <w:pPr>
+        <w:pStyle w:val="ListBullet"/>
+        <w:spacing w:line="240" w:lineRule="auto"/>
+        <w:ind w:left="720"/>
+      </w:pPr>
+      <w:r>
+        <w:rPr>
+          <w:lang w:val="hi_IN" w:bidi="hi_IN"/>
+        </w:rPr>
+      </w:r>
+      <w:r>
+        <w:rPr>
+          <w:lang w:val="hi_IN" w:bidi="hi_IN"/>
+        </w:rPr>
+        <w:t>मत्ती 25:24</w:t>
+      </w:r>
     </w:p>
     <w:p>
       <w:pPr>
@@ -2675,234 +2465,174 @@
           <w:lang w:val="hi_IN" w:bidi="hi_IN"/>
         </w:rPr>
       </w:r>
-      <w:hyperlink r:id="rId35">
-        <w:r>
-          <w:rPr>
-            <w:lang w:val="hi_IN" w:bidi="hi_IN"/>
-          </w:rPr>
-          <w:rPr>
-            <w:color w:val="0000EE"/>
-            <w:u w:val="single"/>
-          </w:rPr>
-          <w:t>1 कुरिन्थियों 5:7</w:t>
-        </w:r>
-      </w:hyperlink>
-    </w:p>
-    <w:p>
-      <w:pPr>
-        <w:pStyle w:val="ListBullet"/>
-        <w:spacing w:line="240" w:lineRule="auto"/>
-        <w:ind w:left="720"/>
-      </w:pPr>
-      <w:r>
-        <w:rPr>
-          <w:lang w:val="hi_IN" w:bidi="hi_IN"/>
-        </w:rPr>
-      </w:r>
-      <w:hyperlink r:id="rId17">
-        <w:r>
-          <w:rPr>
-            <w:lang w:val="hi_IN" w:bidi="hi_IN"/>
-          </w:rPr>
-          <w:rPr>
-            <w:color w:val="0000EE"/>
-            <w:u w:val="single"/>
-          </w:rPr>
-          <w:t>2 इतिहास 30:13–15</w:t>
-        </w:r>
-      </w:hyperlink>
-    </w:p>
-    <w:p>
-      <w:pPr>
-        <w:pStyle w:val="ListBullet"/>
-        <w:spacing w:line="240" w:lineRule="auto"/>
-        <w:ind w:left="720"/>
-      </w:pPr>
-      <w:r>
-        <w:rPr>
-          <w:lang w:val="hi_IN" w:bidi="hi_IN"/>
-        </w:rPr>
-      </w:r>
-      <w:hyperlink r:id="rId47">
-        <w:r>
-          <w:rPr>
-            <w:lang w:val="hi_IN" w:bidi="hi_IN"/>
-          </w:rPr>
-          <w:rPr>
-            <w:color w:val="0000EE"/>
-            <w:u w:val="single"/>
-          </w:rPr>
-          <w:t>2 राजा 23:23</w:t>
-        </w:r>
-      </w:hyperlink>
-    </w:p>
-    <w:p>
-      <w:pPr>
-        <w:pStyle w:val="ListBullet"/>
-        <w:spacing w:line="240" w:lineRule="auto"/>
-        <w:ind w:left="720"/>
-      </w:pPr>
-      <w:r>
-        <w:rPr>
-          <w:lang w:val="hi_IN" w:bidi="hi_IN"/>
-        </w:rPr>
-      </w:r>
-      <w:hyperlink r:id="rId48">
-        <w:r>
-          <w:rPr>
-            <w:lang w:val="hi_IN" w:bidi="hi_IN"/>
-          </w:rPr>
-          <w:rPr>
-            <w:color w:val="0000EE"/>
-            <w:u w:val="single"/>
-          </w:rPr>
-          <w:t>व्यवस्थाविवरण 16:2</w:t>
-        </w:r>
-      </w:hyperlink>
-    </w:p>
-    <w:p>
-      <w:pPr>
-        <w:pStyle w:val="ListBullet"/>
-        <w:spacing w:line="240" w:lineRule="auto"/>
-        <w:ind w:left="720"/>
-      </w:pPr>
-      <w:r>
-        <w:rPr>
-          <w:lang w:val="hi_IN" w:bidi="hi_IN"/>
-        </w:rPr>
-      </w:r>
-      <w:hyperlink r:id="rId49">
-        <w:r>
-          <w:rPr>
-            <w:lang w:val="hi_IN" w:bidi="hi_IN"/>
-          </w:rPr>
-          <w:rPr>
-            <w:color w:val="0000EE"/>
-            <w:u w:val="single"/>
-          </w:rPr>
-          <w:t>निर्गमन 12:26–28</w:t>
-        </w:r>
-      </w:hyperlink>
-    </w:p>
-    <w:p>
-      <w:pPr>
-        <w:pStyle w:val="ListBullet"/>
-        <w:spacing w:line="240" w:lineRule="auto"/>
-        <w:ind w:left="720"/>
-      </w:pPr>
-      <w:r>
-        <w:rPr>
-          <w:lang w:val="hi_IN" w:bidi="hi_IN"/>
-        </w:rPr>
-      </w:r>
-      <w:hyperlink r:id="rId50">
-        <w:r>
-          <w:rPr>
-            <w:lang w:val="hi_IN" w:bidi="hi_IN"/>
-          </w:rPr>
-          <w:rPr>
-            <w:color w:val="0000EE"/>
-            <w:u w:val="single"/>
-          </w:rPr>
-          <w:t>एज्रा 6:21–22</w:t>
-        </w:r>
-      </w:hyperlink>
-    </w:p>
-    <w:p>
-      <w:pPr>
-        <w:pStyle w:val="ListBullet"/>
-        <w:spacing w:line="240" w:lineRule="auto"/>
-        <w:ind w:left="720"/>
-      </w:pPr>
-      <w:r>
-        <w:rPr>
-          <w:lang w:val="hi_IN" w:bidi="hi_IN"/>
-        </w:rPr>
-      </w:r>
-      <w:hyperlink r:id="rId51">
-        <w:r>
-          <w:rPr>
-            <w:lang w:val="hi_IN" w:bidi="hi_IN"/>
-          </w:rPr>
-          <w:rPr>
-            <w:color w:val="0000EE"/>
-            <w:u w:val="single"/>
-          </w:rPr>
-          <w:t>यूहन्ना 13:1</w:t>
-        </w:r>
-      </w:hyperlink>
-    </w:p>
-    <w:p>
-      <w:pPr>
-        <w:pStyle w:val="ListBullet"/>
-        <w:spacing w:line="240" w:lineRule="auto"/>
-        <w:ind w:left="720"/>
-      </w:pPr>
-      <w:r>
-        <w:rPr>
-          <w:lang w:val="hi_IN" w:bidi="hi_IN"/>
-        </w:rPr>
-      </w:r>
-      <w:hyperlink r:id="rId52">
-        <w:r>
-          <w:rPr>
-            <w:lang w:val="hi_IN" w:bidi="hi_IN"/>
-          </w:rPr>
-          <w:rPr>
-            <w:color w:val="0000EE"/>
-            <w:u w:val="single"/>
-          </w:rPr>
-          <w:t>यहोशू 5:10–11</w:t>
-        </w:r>
-      </w:hyperlink>
-    </w:p>
-    <w:p>
-      <w:pPr>
-        <w:pStyle w:val="ListBullet"/>
-        <w:spacing w:line="240" w:lineRule="auto"/>
-        <w:ind w:left="720"/>
-      </w:pPr>
-      <w:r>
-        <w:rPr>
-          <w:lang w:val="hi_IN" w:bidi="hi_IN"/>
-        </w:rPr>
-      </w:r>
-      <w:hyperlink r:id="rId53">
-        <w:r>
-          <w:rPr>
-            <w:lang w:val="hi_IN" w:bidi="hi_IN"/>
-          </w:rPr>
-          <w:rPr>
-            <w:color w:val="0000EE"/>
-            <w:u w:val="single"/>
-          </w:rPr>
-          <w:t>लैव्यव्यवस्था 23:4–6</w:t>
-        </w:r>
-      </w:hyperlink>
-    </w:p>
-    <w:p>
-      <w:pPr>
-        <w:pStyle w:val="ListBullet"/>
-        <w:spacing w:line="240" w:lineRule="auto"/>
-        <w:ind w:left="720"/>
-      </w:pPr>
-      <w:r>
-        <w:rPr>
-          <w:lang w:val="hi_IN" w:bidi="hi_IN"/>
-        </w:rPr>
-      </w:r>
-      <w:hyperlink r:id="rId54">
-        <w:r>
-          <w:rPr>
-            <w:lang w:val="hi_IN" w:bidi="hi_IN"/>
-          </w:rPr>
-          <w:rPr>
-            <w:color w:val="0000EE"/>
-            <w:u w:val="single"/>
-          </w:rPr>
-          <w:t>गिनती 9:3</w:t>
-        </w:r>
-      </w:hyperlink>
+      <w:r>
+        <w:rPr>
+          <w:lang w:val="hi_IN" w:bidi="hi_IN"/>
+        </w:rPr>
+        <w:t>1 कुरिन्थियों 5:7</w:t>
+      </w:r>
+    </w:p>
+    <w:p>
+      <w:pPr>
+        <w:pStyle w:val="ListBullet"/>
+        <w:spacing w:line="240" w:lineRule="auto"/>
+        <w:ind w:left="720"/>
+      </w:pPr>
+      <w:r>
+        <w:rPr>
+          <w:lang w:val="hi_IN" w:bidi="hi_IN"/>
+        </w:rPr>
+      </w:r>
+      <w:r>
+        <w:rPr>
+          <w:lang w:val="hi_IN" w:bidi="hi_IN"/>
+        </w:rPr>
+        <w:t>2 इतिहास 30:13–15</w:t>
+      </w:r>
+    </w:p>
+    <w:p>
+      <w:pPr>
+        <w:pStyle w:val="ListBullet"/>
+        <w:spacing w:line="240" w:lineRule="auto"/>
+        <w:ind w:left="720"/>
+      </w:pPr>
+      <w:r>
+        <w:rPr>
+          <w:lang w:val="hi_IN" w:bidi="hi_IN"/>
+        </w:rPr>
+      </w:r>
+      <w:r>
+        <w:rPr>
+          <w:lang w:val="hi_IN" w:bidi="hi_IN"/>
+        </w:rPr>
+        <w:t>2 राजा 23:23</w:t>
+      </w:r>
+    </w:p>
+    <w:p>
+      <w:pPr>
+        <w:pStyle w:val="ListBullet"/>
+        <w:spacing w:line="240" w:lineRule="auto"/>
+        <w:ind w:left="720"/>
+      </w:pPr>
+      <w:r>
+        <w:rPr>
+          <w:lang w:val="hi_IN" w:bidi="hi_IN"/>
+        </w:rPr>
+      </w:r>
+      <w:r>
+        <w:rPr>
+          <w:lang w:val="hi_IN" w:bidi="hi_IN"/>
+        </w:rPr>
+        <w:t>व्यवस्थाविवरण 16:2</w:t>
+      </w:r>
+    </w:p>
+    <w:p>
+      <w:pPr>
+        <w:pStyle w:val="ListBullet"/>
+        <w:spacing w:line="240" w:lineRule="auto"/>
+        <w:ind w:left="720"/>
+      </w:pPr>
+      <w:r>
+        <w:rPr>
+          <w:lang w:val="hi_IN" w:bidi="hi_IN"/>
+        </w:rPr>
+      </w:r>
+      <w:r>
+        <w:rPr>
+          <w:lang w:val="hi_IN" w:bidi="hi_IN"/>
+        </w:rPr>
+        <w:t>निर्गमन 12:26–28</w:t>
+      </w:r>
+    </w:p>
+    <w:p>
+      <w:pPr>
+        <w:pStyle w:val="ListBullet"/>
+        <w:spacing w:line="240" w:lineRule="auto"/>
+        <w:ind w:left="720"/>
+      </w:pPr>
+      <w:r>
+        <w:rPr>
+          <w:lang w:val="hi_IN" w:bidi="hi_IN"/>
+        </w:rPr>
+      </w:r>
+      <w:r>
+        <w:rPr>
+          <w:lang w:val="hi_IN" w:bidi="hi_IN"/>
+        </w:rPr>
+        <w:t>एज्रा 6:21–22</w:t>
+      </w:r>
+    </w:p>
+    <w:p>
+      <w:pPr>
+        <w:pStyle w:val="ListBullet"/>
+        <w:spacing w:line="240" w:lineRule="auto"/>
+        <w:ind w:left="720"/>
+      </w:pPr>
+      <w:r>
+        <w:rPr>
+          <w:lang w:val="hi_IN" w:bidi="hi_IN"/>
+        </w:rPr>
+      </w:r>
+      <w:r>
+        <w:rPr>
+          <w:lang w:val="hi_IN" w:bidi="hi_IN"/>
+        </w:rPr>
+        <w:t>यूहन्ना 13:1</w:t>
+      </w:r>
+    </w:p>
+    <w:p>
+      <w:pPr>
+        <w:pStyle w:val="ListBullet"/>
+        <w:spacing w:line="240" w:lineRule="auto"/>
+        <w:ind w:left="720"/>
+      </w:pPr>
+      <w:r>
+        <w:rPr>
+          <w:lang w:val="hi_IN" w:bidi="hi_IN"/>
+        </w:rPr>
+      </w:r>
+      <w:r>
+        <w:rPr>
+          <w:lang w:val="hi_IN" w:bidi="hi_IN"/>
+        </w:rPr>
+        <w:t>यहोशू 5:10–11</w:t>
+      </w:r>
+    </w:p>
+    <w:p>
+      <w:pPr>
+        <w:pStyle w:val="ListBullet"/>
+        <w:spacing w:line="240" w:lineRule="auto"/>
+        <w:ind w:left="720"/>
+      </w:pPr>
+      <w:r>
+        <w:rPr>
+          <w:lang w:val="hi_IN" w:bidi="hi_IN"/>
+        </w:rPr>
+      </w:r>
+      <w:r>
+        <w:rPr>
+          <w:lang w:val="hi_IN" w:bidi="hi_IN"/>
+        </w:rPr>
+        <w:t>लैव्यव्यवस्था 23:4–6</w:t>
+      </w:r>
+    </w:p>
+    <w:p>
+      <w:pPr>
+        <w:pStyle w:val="ListBullet"/>
+        <w:spacing w:line="240" w:lineRule="auto"/>
+        <w:ind w:left="720"/>
+      </w:pPr>
+      <w:r>
+        <w:rPr>
+          <w:lang w:val="hi_IN" w:bidi="hi_IN"/>
+        </w:rPr>
+      </w:r>
+      <w:r>
+        <w:rPr>
+          <w:lang w:val="hi_IN" w:bidi="hi_IN"/>
+        </w:rPr>
+        <w:t>गिनती 9:3</w:t>
+      </w:r>
     </w:p>
     <w:p>
       <w:pPr>
@@ -3340,138 +3070,102 @@
           <w:lang w:val="hi_IN" w:bidi="hi_IN"/>
         </w:rPr>
       </w:r>
-      <w:hyperlink r:id="rId55">
-        <w:r>
-          <w:rPr>
-            <w:lang w:val="hi_IN" w:bidi="hi_IN"/>
-          </w:rPr>
-          <w:rPr>
-            <w:color w:val="0000EE"/>
-            <w:u w:val="single"/>
-          </w:rPr>
-          <w:t>प्रे.का. 09:23–25</w:t>
-        </w:r>
-      </w:hyperlink>
-    </w:p>
-    <w:p>
-      <w:pPr>
-        <w:pStyle w:val="ListBullet"/>
-        <w:spacing w:line="240" w:lineRule="auto"/>
-        <w:ind w:left="720"/>
-      </w:pPr>
-      <w:r>
-        <w:rPr>
-          <w:lang w:val="hi_IN" w:bidi="hi_IN"/>
-        </w:rPr>
-      </w:r>
-      <w:hyperlink r:id="rId56">
-        <w:r>
-          <w:rPr>
-            <w:lang w:val="hi_IN" w:bidi="hi_IN"/>
-          </w:rPr>
-          <w:rPr>
-            <w:color w:val="0000EE"/>
-            <w:u w:val="single"/>
-          </w:rPr>
-          <w:t>प्रे.का. 10:17–18</w:t>
-        </w:r>
-      </w:hyperlink>
-    </w:p>
-    <w:p>
-      <w:pPr>
-        <w:pStyle w:val="ListBullet"/>
-        <w:spacing w:line="240" w:lineRule="auto"/>
-        <w:ind w:left="720"/>
-      </w:pPr>
-      <w:r>
-        <w:rPr>
-          <w:lang w:val="hi_IN" w:bidi="hi_IN"/>
-        </w:rPr>
-      </w:r>
-      <w:hyperlink r:id="rId57">
-        <w:r>
-          <w:rPr>
-            <w:lang w:val="hi_IN" w:bidi="hi_IN"/>
-          </w:rPr>
-          <w:rPr>
-            <w:color w:val="0000EE"/>
-            <w:u w:val="single"/>
-          </w:rPr>
-          <w:t>व्यवस्थाविवरण 21:18–19</w:t>
-        </w:r>
-      </w:hyperlink>
-    </w:p>
-    <w:p>
-      <w:pPr>
-        <w:pStyle w:val="ListBullet"/>
-        <w:spacing w:line="240" w:lineRule="auto"/>
-        <w:ind w:left="720"/>
-      </w:pPr>
-      <w:r>
-        <w:rPr>
-          <w:lang w:val="hi_IN" w:bidi="hi_IN"/>
-        </w:rPr>
-      </w:r>
-      <w:hyperlink r:id="rId58">
-        <w:r>
-          <w:rPr>
-            <w:lang w:val="hi_IN" w:bidi="hi_IN"/>
-          </w:rPr>
-          <w:rPr>
-            <w:color w:val="0000EE"/>
-            <w:u w:val="single"/>
-          </w:rPr>
-          <w:t>उत्पत्ति 19:1–3</w:t>
-        </w:r>
-      </w:hyperlink>
-    </w:p>
-    <w:p>
-      <w:pPr>
-        <w:pStyle w:val="ListBullet"/>
-        <w:spacing w:line="240" w:lineRule="auto"/>
-        <w:ind w:left="720"/>
-      </w:pPr>
-      <w:r>
-        <w:rPr>
-          <w:lang w:val="hi_IN" w:bidi="hi_IN"/>
-        </w:rPr>
-      </w:r>
-      <w:hyperlink r:id="rId59">
-        <w:r>
-          <w:rPr>
-            <w:lang w:val="hi_IN" w:bidi="hi_IN"/>
-          </w:rPr>
-          <w:rPr>
-            <w:color w:val="0000EE"/>
-            <w:u w:val="single"/>
-          </w:rPr>
-          <w:t>उत्पत्ति 24:59–60</w:t>
-        </w:r>
-      </w:hyperlink>
-    </w:p>
-    <w:p>
-      <w:pPr>
-        <w:pStyle w:val="ListBullet"/>
-        <w:spacing w:line="240" w:lineRule="auto"/>
-        <w:ind w:left="720"/>
-      </w:pPr>
-      <w:r>
-        <w:rPr>
-          <w:lang w:val="hi_IN" w:bidi="hi_IN"/>
-        </w:rPr>
-      </w:r>
-      <w:hyperlink r:id="rId60">
-        <w:r>
-          <w:rPr>
-            <w:lang w:val="hi_IN" w:bidi="hi_IN"/>
-          </w:rPr>
-          <w:rPr>
-            <w:color w:val="0000EE"/>
-            <w:u w:val="single"/>
-          </w:rPr>
-          <w:t>मत्ती. 07:13–14</w:t>
-        </w:r>
-      </w:hyperlink>
+      <w:r>
+        <w:rPr>
+          <w:lang w:val="hi_IN" w:bidi="hi_IN"/>
+        </w:rPr>
+        <w:t>प्रे.का. 09:23–25</w:t>
+      </w:r>
+    </w:p>
+    <w:p>
+      <w:pPr>
+        <w:pStyle w:val="ListBullet"/>
+        <w:spacing w:line="240" w:lineRule="auto"/>
+        <w:ind w:left="720"/>
+      </w:pPr>
+      <w:r>
+        <w:rPr>
+          <w:lang w:val="hi_IN" w:bidi="hi_IN"/>
+        </w:rPr>
+      </w:r>
+      <w:r>
+        <w:rPr>
+          <w:lang w:val="hi_IN" w:bidi="hi_IN"/>
+        </w:rPr>
+        <w:t>प्रे.का. 10:17–18</w:t>
+      </w:r>
+    </w:p>
+    <w:p>
+      <w:pPr>
+        <w:pStyle w:val="ListBullet"/>
+        <w:spacing w:line="240" w:lineRule="auto"/>
+        <w:ind w:left="720"/>
+      </w:pPr>
+      <w:r>
+        <w:rPr>
+          <w:lang w:val="hi_IN" w:bidi="hi_IN"/>
+        </w:rPr>
+      </w:r>
+      <w:r>
+        <w:rPr>
+          <w:lang w:val="hi_IN" w:bidi="hi_IN"/>
+        </w:rPr>
+        <w:t>व्यवस्थाविवरण 21:18–19</w:t>
+      </w:r>
+    </w:p>
+    <w:p>
+      <w:pPr>
+        <w:pStyle w:val="ListBullet"/>
+        <w:spacing w:line="240" w:lineRule="auto"/>
+        <w:ind w:left="720"/>
+      </w:pPr>
+      <w:r>
+        <w:rPr>
+          <w:lang w:val="hi_IN" w:bidi="hi_IN"/>
+        </w:rPr>
+      </w:r>
+      <w:r>
+        <w:rPr>
+          <w:lang w:val="hi_IN" w:bidi="hi_IN"/>
+        </w:rPr>
+        <w:t>उत्पत्ति 19:1–3</w:t>
+      </w:r>
+    </w:p>
+    <w:p>
+      <w:pPr>
+        <w:pStyle w:val="ListBullet"/>
+        <w:spacing w:line="240" w:lineRule="auto"/>
+        <w:ind w:left="720"/>
+      </w:pPr>
+      <w:r>
+        <w:rPr>
+          <w:lang w:val="hi_IN" w:bidi="hi_IN"/>
+        </w:rPr>
+      </w:r>
+      <w:r>
+        <w:rPr>
+          <w:lang w:val="hi_IN" w:bidi="hi_IN"/>
+        </w:rPr>
+        <w:t>उत्पत्ति 24:59–60</w:t>
+      </w:r>
+    </w:p>
+    <w:p>
+      <w:pPr>
+        <w:pStyle w:val="ListBullet"/>
+        <w:spacing w:line="240" w:lineRule="auto"/>
+        <w:ind w:left="720"/>
+      </w:pPr>
+      <w:r>
+        <w:rPr>
+          <w:lang w:val="hi_IN" w:bidi="hi_IN"/>
+        </w:rPr>
+      </w:r>
+      <w:r>
+        <w:rPr>
+          <w:lang w:val="hi_IN" w:bidi="hi_IN"/>
+        </w:rPr>
+        <w:t>मत्ती. 07:13–14</w:t>
+      </w:r>
     </w:p>
     <w:p>
       <w:pPr>
@@ -3765,90 +3459,66 @@
           <w:lang w:val="hi_IN" w:bidi="hi_IN"/>
         </w:rPr>
       </w:r>
-      <w:hyperlink r:id="rId17">
-        <w:r>
-          <w:rPr>
-            <w:lang w:val="hi_IN" w:bidi="hi_IN"/>
-          </w:rPr>
-          <w:rPr>
-            <w:color w:val="0000EE"/>
-            <w:u w:val="single"/>
-          </w:rPr>
-          <w:t>2 इतिहास 36:20</w:t>
-        </w:r>
-      </w:hyperlink>
-    </w:p>
-    <w:p>
-      <w:pPr>
-        <w:pStyle w:val="ListBullet"/>
-        <w:spacing w:line="240" w:lineRule="auto"/>
-        <w:ind w:left="720"/>
-      </w:pPr>
-      <w:r>
-        <w:rPr>
-          <w:lang w:val="hi_IN" w:bidi="hi_IN"/>
-        </w:rPr>
-      </w:r>
-      <w:hyperlink r:id="rId61">
-        <w:r>
-          <w:rPr>
-            <w:lang w:val="hi_IN" w:bidi="hi_IN"/>
-          </w:rPr>
-          <w:rPr>
-            <w:color w:val="0000EE"/>
-            <w:u w:val="single"/>
-          </w:rPr>
-          <w:t>दानिय्येल 10:13</w:t>
-        </w:r>
-      </w:hyperlink>
-    </w:p>
-    <w:p>
-      <w:pPr>
-        <w:pStyle w:val="ListBullet"/>
-        <w:spacing w:line="240" w:lineRule="auto"/>
-        <w:ind w:left="720"/>
-      </w:pPr>
-      <w:r>
-        <w:rPr>
-          <w:lang w:val="hi_IN" w:bidi="hi_IN"/>
-        </w:rPr>
-      </w:r>
-      <w:hyperlink r:id="rId62">
-        <w:r>
-          <w:rPr>
-            <w:lang w:val="hi_IN" w:bidi="hi_IN"/>
-          </w:rPr>
-          <w:rPr>
-            <w:color w:val="0000EE"/>
-            <w:u w:val="single"/>
-          </w:rPr>
-          <w:t>एस्तेर 01:3–4</w:t>
-        </w:r>
-      </w:hyperlink>
-    </w:p>
-    <w:p>
-      <w:pPr>
-        <w:pStyle w:val="ListBullet"/>
-        <w:spacing w:line="240" w:lineRule="auto"/>
-        <w:ind w:left="720"/>
-      </w:pPr>
-      <w:r>
-        <w:rPr>
-          <w:lang w:val="hi_IN" w:bidi="hi_IN"/>
-        </w:rPr>
-      </w:r>
-      <w:hyperlink r:id="rId63">
-        <w:r>
-          <w:rPr>
-            <w:lang w:val="hi_IN" w:bidi="hi_IN"/>
-          </w:rPr>
-          <w:rPr>
-            <w:color w:val="0000EE"/>
-            <w:u w:val="single"/>
-          </w:rPr>
-          <w:t>यहेजकेल 27:10–11</w:t>
-        </w:r>
-      </w:hyperlink>
+      <w:r>
+        <w:rPr>
+          <w:lang w:val="hi_IN" w:bidi="hi_IN"/>
+        </w:rPr>
+        <w:t>2 इतिहास 36:20</w:t>
+      </w:r>
+    </w:p>
+    <w:p>
+      <w:pPr>
+        <w:pStyle w:val="ListBullet"/>
+        <w:spacing w:line="240" w:lineRule="auto"/>
+        <w:ind w:left="720"/>
+      </w:pPr>
+      <w:r>
+        <w:rPr>
+          <w:lang w:val="hi_IN" w:bidi="hi_IN"/>
+        </w:rPr>
+      </w:r>
+      <w:r>
+        <w:rPr>
+          <w:lang w:val="hi_IN" w:bidi="hi_IN"/>
+        </w:rPr>
+        <w:t>दानिय्येल 10:13</w:t>
+      </w:r>
+    </w:p>
+    <w:p>
+      <w:pPr>
+        <w:pStyle w:val="ListBullet"/>
+        <w:spacing w:line="240" w:lineRule="auto"/>
+        <w:ind w:left="720"/>
+      </w:pPr>
+      <w:r>
+        <w:rPr>
+          <w:lang w:val="hi_IN" w:bidi="hi_IN"/>
+        </w:rPr>
+      </w:r>
+      <w:r>
+        <w:rPr>
+          <w:lang w:val="hi_IN" w:bidi="hi_IN"/>
+        </w:rPr>
+        <w:t>एस्तेर 01:3–4</w:t>
+      </w:r>
+    </w:p>
+    <w:p>
+      <w:pPr>
+        <w:pStyle w:val="ListBullet"/>
+        <w:spacing w:line="240" w:lineRule="auto"/>
+        <w:ind w:left="720"/>
+      </w:pPr>
+      <w:r>
+        <w:rPr>
+          <w:lang w:val="hi_IN" w:bidi="hi_IN"/>
+        </w:rPr>
+      </w:r>
+      <w:r>
+        <w:rPr>
+          <w:lang w:val="hi_IN" w:bidi="hi_IN"/>
+        </w:rPr>
+        <w:t>यहेजकेल 27:10–11</w:t>
+      </w:r>
     </w:p>
     <w:p>
       <w:pPr>
@@ -4084,138 +3754,102 @@
           <w:lang w:val="hi_IN" w:bidi="hi_IN"/>
         </w:rPr>
       </w:r>
-      <w:hyperlink r:id="rId64">
-        <w:r>
-          <w:rPr>
-            <w:lang w:val="hi_IN" w:bidi="hi_IN"/>
-          </w:rPr>
-          <w:rPr>
-            <w:color w:val="0000EE"/>
-            <w:u w:val="single"/>
-          </w:rPr>
-          <w:t>प्रे.का. 7:9–10</w:t>
-        </w:r>
-      </w:hyperlink>
-    </w:p>
-    <w:p>
-      <w:pPr>
-        <w:pStyle w:val="ListBullet"/>
-        <w:spacing w:line="240" w:lineRule="auto"/>
-        <w:ind w:left="720"/>
-      </w:pPr>
-      <w:r>
-        <w:rPr>
-          <w:lang w:val="hi_IN" w:bidi="hi_IN"/>
-        </w:rPr>
-      </w:r>
-      <w:hyperlink r:id="rId65">
-        <w:r>
-          <w:rPr>
-            <w:lang w:val="hi_IN" w:bidi="hi_IN"/>
-          </w:rPr>
-          <w:rPr>
-            <w:color w:val="0000EE"/>
-            <w:u w:val="single"/>
-          </w:rPr>
-          <w:t>प्रे.का. 7:13</w:t>
-        </w:r>
-      </w:hyperlink>
-    </w:p>
-    <w:p>
-      <w:pPr>
-        <w:pStyle w:val="ListBullet"/>
-        <w:spacing w:line="240" w:lineRule="auto"/>
-        <w:ind w:left="720"/>
-      </w:pPr>
-      <w:r>
-        <w:rPr>
-          <w:lang w:val="hi_IN" w:bidi="hi_IN"/>
-        </w:rPr>
-      </w:r>
-      <w:hyperlink r:id="rId66">
-        <w:r>
-          <w:rPr>
-            <w:lang w:val="hi_IN" w:bidi="hi_IN"/>
-          </w:rPr>
-          <w:rPr>
-            <w:color w:val="0000EE"/>
-            <w:u w:val="single"/>
-          </w:rPr>
-          <w:t>प्रे.का. 7:21</w:t>
-        </w:r>
-      </w:hyperlink>
-    </w:p>
-    <w:p>
-      <w:pPr>
-        <w:pStyle w:val="ListBullet"/>
-        <w:spacing w:line="240" w:lineRule="auto"/>
-        <w:ind w:left="720"/>
-      </w:pPr>
-      <w:r>
-        <w:rPr>
-          <w:lang w:val="hi_IN" w:bidi="hi_IN"/>
-        </w:rPr>
-      </w:r>
-      <w:hyperlink r:id="rId67">
-        <w:r>
-          <w:rPr>
-            <w:lang w:val="hi_IN" w:bidi="hi_IN"/>
-          </w:rPr>
-          <w:rPr>
-            <w:color w:val="0000EE"/>
-            <w:u w:val="single"/>
-          </w:rPr>
-          <w:t>उत्पत्ति 12:15</w:t>
-        </w:r>
-      </w:hyperlink>
-    </w:p>
-    <w:p>
-      <w:pPr>
-        <w:pStyle w:val="ListBullet"/>
-        <w:spacing w:line="240" w:lineRule="auto"/>
-        <w:ind w:left="720"/>
-      </w:pPr>
-      <w:r>
-        <w:rPr>
-          <w:lang w:val="hi_IN" w:bidi="hi_IN"/>
-        </w:rPr>
-      </w:r>
-      <w:hyperlink r:id="rId68">
-        <w:r>
-          <w:rPr>
-            <w:lang w:val="hi_IN" w:bidi="hi_IN"/>
-          </w:rPr>
-          <w:rPr>
-            <w:color w:val="0000EE"/>
-            <w:u w:val="single"/>
-          </w:rPr>
-          <w:t>उत्पत्ति 40:7</w:t>
-        </w:r>
-      </w:hyperlink>
-    </w:p>
-    <w:p>
-      <w:pPr>
-        <w:pStyle w:val="ListBullet"/>
-        <w:spacing w:line="240" w:lineRule="auto"/>
-        <w:ind w:left="720"/>
-      </w:pPr>
-      <w:r>
-        <w:rPr>
-          <w:lang w:val="hi_IN" w:bidi="hi_IN"/>
-        </w:rPr>
-      </w:r>
-      <w:hyperlink r:id="rId69">
-        <w:r>
-          <w:rPr>
-            <w:lang w:val="hi_IN" w:bidi="hi_IN"/>
-          </w:rPr>
-          <w:rPr>
-            <w:color w:val="0000EE"/>
-            <w:u w:val="single"/>
-          </w:rPr>
-          <w:t>उत्पत्ति 41:25</w:t>
-        </w:r>
-      </w:hyperlink>
+      <w:r>
+        <w:rPr>
+          <w:lang w:val="hi_IN" w:bidi="hi_IN"/>
+        </w:rPr>
+        <w:t>प्रे.का. 7:9–10</w:t>
+      </w:r>
+    </w:p>
+    <w:p>
+      <w:pPr>
+        <w:pStyle w:val="ListBullet"/>
+        <w:spacing w:line="240" w:lineRule="auto"/>
+        <w:ind w:left="720"/>
+      </w:pPr>
+      <w:r>
+        <w:rPr>
+          <w:lang w:val="hi_IN" w:bidi="hi_IN"/>
+        </w:rPr>
+      </w:r>
+      <w:r>
+        <w:rPr>
+          <w:lang w:val="hi_IN" w:bidi="hi_IN"/>
+        </w:rPr>
+        <w:t>प्रे.का. 7:13</w:t>
+      </w:r>
+    </w:p>
+    <w:p>
+      <w:pPr>
+        <w:pStyle w:val="ListBullet"/>
+        <w:spacing w:line="240" w:lineRule="auto"/>
+        <w:ind w:left="720"/>
+      </w:pPr>
+      <w:r>
+        <w:rPr>
+          <w:lang w:val="hi_IN" w:bidi="hi_IN"/>
+        </w:rPr>
+      </w:r>
+      <w:r>
+        <w:rPr>
+          <w:lang w:val="hi_IN" w:bidi="hi_IN"/>
+        </w:rPr>
+        <w:t>प्रे.का. 7:21</w:t>
+      </w:r>
+    </w:p>
+    <w:p>
+      <w:pPr>
+        <w:pStyle w:val="ListBullet"/>
+        <w:spacing w:line="240" w:lineRule="auto"/>
+        <w:ind w:left="720"/>
+      </w:pPr>
+      <w:r>
+        <w:rPr>
+          <w:lang w:val="hi_IN" w:bidi="hi_IN"/>
+        </w:rPr>
+      </w:r>
+      <w:r>
+        <w:rPr>
+          <w:lang w:val="hi_IN" w:bidi="hi_IN"/>
+        </w:rPr>
+        <w:t>उत्पत्ति 12:15</w:t>
+      </w:r>
+    </w:p>
+    <w:p>
+      <w:pPr>
+        <w:pStyle w:val="ListBullet"/>
+        <w:spacing w:line="240" w:lineRule="auto"/>
+        <w:ind w:left="720"/>
+      </w:pPr>
+      <w:r>
+        <w:rPr>
+          <w:lang w:val="hi_IN" w:bidi="hi_IN"/>
+        </w:rPr>
+      </w:r>
+      <w:r>
+        <w:rPr>
+          <w:lang w:val="hi_IN" w:bidi="hi_IN"/>
+        </w:rPr>
+        <w:t>उत्पत्ति 40:7</w:t>
+      </w:r>
+    </w:p>
+    <w:p>
+      <w:pPr>
+        <w:pStyle w:val="ListBullet"/>
+        <w:spacing w:line="240" w:lineRule="auto"/>
+        <w:ind w:left="720"/>
+      </w:pPr>
+      <w:r>
+        <w:rPr>
+          <w:lang w:val="hi_IN" w:bidi="hi_IN"/>
+        </w:rPr>
+      </w:r>
+      <w:r>
+        <w:rPr>
+          <w:lang w:val="hi_IN" w:bidi="hi_IN"/>
+        </w:rPr>
+        <w:t>उत्पत्ति 41:25</w:t>
+      </w:r>
     </w:p>
     <w:p>
       <w:pPr>
@@ -4686,90 +4320,66 @@
           <w:lang w:val="hi_IN" w:bidi="hi_IN"/>
         </w:rPr>
       </w:r>
-      <w:hyperlink r:id="rId70">
-        <w:r>
-          <w:rPr>
-            <w:lang w:val="hi_IN" w:bidi="hi_IN"/>
-          </w:rPr>
-          <w:rPr>
-            <w:color w:val="0000EE"/>
-            <w:u w:val="single"/>
-          </w:rPr>
-          <w:t>1 थिस्सलुनीकियों 2:1–2</w:t>
-        </w:r>
-      </w:hyperlink>
-    </w:p>
-    <w:p>
-      <w:pPr>
-        <w:pStyle w:val="ListBullet"/>
-        <w:spacing w:line="240" w:lineRule="auto"/>
-        <w:ind w:left="720"/>
-      </w:pPr>
-      <w:r>
-        <w:rPr>
-          <w:lang w:val="hi_IN" w:bidi="hi_IN"/>
-        </w:rPr>
-      </w:r>
-      <w:hyperlink r:id="rId71">
-        <w:r>
-          <w:rPr>
-            <w:lang w:val="hi_IN" w:bidi="hi_IN"/>
-          </w:rPr>
-          <w:rPr>
-            <w:color w:val="0000EE"/>
-            <w:u w:val="single"/>
-          </w:rPr>
-          <w:t>प्रे.का. 16:11</w:t>
-        </w:r>
-      </w:hyperlink>
-    </w:p>
-    <w:p>
-      <w:pPr>
-        <w:pStyle w:val="ListBullet"/>
-        <w:spacing w:line="240" w:lineRule="auto"/>
-        <w:ind w:left="720"/>
-      </w:pPr>
-      <w:r>
-        <w:rPr>
-          <w:lang w:val="hi_IN" w:bidi="hi_IN"/>
-        </w:rPr>
-      </w:r>
-      <w:hyperlink r:id="rId72">
-        <w:r>
-          <w:rPr>
-            <w:lang w:val="hi_IN" w:bidi="hi_IN"/>
-          </w:rPr>
-          <w:rPr>
-            <w:color w:val="0000EE"/>
-            <w:u w:val="single"/>
-          </w:rPr>
-          <w:t>मत्ती 16:13–16</w:t>
-        </w:r>
-      </w:hyperlink>
-    </w:p>
-    <w:p>
-      <w:pPr>
-        <w:pStyle w:val="ListBullet"/>
-        <w:spacing w:line="240" w:lineRule="auto"/>
-        <w:ind w:left="720"/>
-      </w:pPr>
-      <w:r>
-        <w:rPr>
-          <w:lang w:val="hi_IN" w:bidi="hi_IN"/>
-        </w:rPr>
-      </w:r>
-      <w:hyperlink r:id="rId73">
-        <w:r>
-          <w:rPr>
-            <w:lang w:val="hi_IN" w:bidi="hi_IN"/>
-          </w:rPr>
-          <w:rPr>
-            <w:color w:val="0000EE"/>
-            <w:u w:val="single"/>
-          </w:rPr>
-          <w:t>फिलिप्पियों 1:1</w:t>
-        </w:r>
-      </w:hyperlink>
+      <w:r>
+        <w:rPr>
+          <w:lang w:val="hi_IN" w:bidi="hi_IN"/>
+        </w:rPr>
+        <w:t>1 थिस्सलुनीकियों 2:1–2</w:t>
+      </w:r>
+    </w:p>
+    <w:p>
+      <w:pPr>
+        <w:pStyle w:val="ListBullet"/>
+        <w:spacing w:line="240" w:lineRule="auto"/>
+        <w:ind w:left="720"/>
+      </w:pPr>
+      <w:r>
+        <w:rPr>
+          <w:lang w:val="hi_IN" w:bidi="hi_IN"/>
+        </w:rPr>
+      </w:r>
+      <w:r>
+        <w:rPr>
+          <w:lang w:val="hi_IN" w:bidi="hi_IN"/>
+        </w:rPr>
+        <w:t>प्रे.का. 16:11</w:t>
+      </w:r>
+    </w:p>
+    <w:p>
+      <w:pPr>
+        <w:pStyle w:val="ListBullet"/>
+        <w:spacing w:line="240" w:lineRule="auto"/>
+        <w:ind w:left="720"/>
+      </w:pPr>
+      <w:r>
+        <w:rPr>
+          <w:lang w:val="hi_IN" w:bidi="hi_IN"/>
+        </w:rPr>
+      </w:r>
+      <w:r>
+        <w:rPr>
+          <w:lang w:val="hi_IN" w:bidi="hi_IN"/>
+        </w:rPr>
+        <w:t>मत्ती 16:13–16</w:t>
+      </w:r>
+    </w:p>
+    <w:p>
+      <w:pPr>
+        <w:pStyle w:val="ListBullet"/>
+        <w:spacing w:line="240" w:lineRule="auto"/>
+        <w:ind w:left="720"/>
+      </w:pPr>
+      <w:r>
+        <w:rPr>
+          <w:lang w:val="hi_IN" w:bidi="hi_IN"/>
+        </w:rPr>
+      </w:r>
+      <w:r>
+        <w:rPr>
+          <w:lang w:val="hi_IN" w:bidi="hi_IN"/>
+        </w:rPr>
+        <w:t>फिलिप्पियों 1:1</w:t>
+      </w:r>
     </w:p>
     <w:p>
       <w:pPr>
@@ -5062,138 +4672,102 @@
           <w:lang w:val="hi_IN" w:bidi="hi_IN"/>
         </w:rPr>
       </w:r>
-      <w:hyperlink r:id="rId74">
-        <w:r>
-          <w:rPr>
-            <w:lang w:val="hi_IN" w:bidi="hi_IN"/>
-          </w:rPr>
-          <w:rPr>
-            <w:color w:val="0000EE"/>
-            <w:u w:val="single"/>
-          </w:rPr>
-          <w:t>प्रे.का. 06:5–6</w:t>
-        </w:r>
-      </w:hyperlink>
-    </w:p>
-    <w:p>
-      <w:pPr>
-        <w:pStyle w:val="ListBullet"/>
-        <w:spacing w:line="240" w:lineRule="auto"/>
-        <w:ind w:left="720"/>
-      </w:pPr>
-      <w:r>
-        <w:rPr>
-          <w:lang w:val="hi_IN" w:bidi="hi_IN"/>
-        </w:rPr>
-      </w:r>
-      <w:hyperlink r:id="rId75">
-        <w:r>
-          <w:rPr>
-            <w:lang w:val="hi_IN" w:bidi="hi_IN"/>
-          </w:rPr>
-          <w:rPr>
-            <w:color w:val="0000EE"/>
-            <w:u w:val="single"/>
-          </w:rPr>
-          <w:t>प्रे.का. 08:6–8</w:t>
-        </w:r>
-      </w:hyperlink>
-    </w:p>
-    <w:p>
-      <w:pPr>
-        <w:pStyle w:val="ListBullet"/>
-        <w:spacing w:line="240" w:lineRule="auto"/>
-        <w:ind w:left="720"/>
-      </w:pPr>
-      <w:r>
-        <w:rPr>
-          <w:lang w:val="hi_IN" w:bidi="hi_IN"/>
-        </w:rPr>
-      </w:r>
-      <w:hyperlink r:id="rId76">
-        <w:r>
-          <w:rPr>
-            <w:lang w:val="hi_IN" w:bidi="hi_IN"/>
-          </w:rPr>
-          <w:rPr>
-            <w:color w:val="0000EE"/>
-            <w:u w:val="single"/>
-          </w:rPr>
-          <w:t>प्रे.का. 08:12–13</w:t>
-        </w:r>
-      </w:hyperlink>
-    </w:p>
-    <w:p>
-      <w:pPr>
-        <w:pStyle w:val="ListBullet"/>
-        <w:spacing w:line="240" w:lineRule="auto"/>
-        <w:ind w:left="720"/>
-      </w:pPr>
-      <w:r>
-        <w:rPr>
-          <w:lang w:val="hi_IN" w:bidi="hi_IN"/>
-        </w:rPr>
-      </w:r>
-      <w:hyperlink r:id="rId77">
-        <w:r>
-          <w:rPr>
-            <w:lang w:val="hi_IN" w:bidi="hi_IN"/>
-          </w:rPr>
-          <w:rPr>
-            <w:color w:val="0000EE"/>
-            <w:u w:val="single"/>
-          </w:rPr>
-          <w:t>प्रे.का. 08:29–31</w:t>
-        </w:r>
-      </w:hyperlink>
-    </w:p>
-    <w:p>
-      <w:pPr>
-        <w:pStyle w:val="ListBullet"/>
-        <w:spacing w:line="240" w:lineRule="auto"/>
-        <w:ind w:left="720"/>
-      </w:pPr>
-      <w:r>
-        <w:rPr>
-          <w:lang w:val="hi_IN" w:bidi="hi_IN"/>
-        </w:rPr>
-      </w:r>
-      <w:hyperlink r:id="rId78">
-        <w:r>
-          <w:rPr>
-            <w:lang w:val="hi_IN" w:bidi="hi_IN"/>
-          </w:rPr>
-          <w:rPr>
-            <w:color w:val="0000EE"/>
-            <w:u w:val="single"/>
-          </w:rPr>
-          <w:t>प्रे.का. 08:36–38</w:t>
-        </w:r>
-      </w:hyperlink>
-    </w:p>
-    <w:p>
-      <w:pPr>
-        <w:pStyle w:val="ListBullet"/>
-        <w:spacing w:line="240" w:lineRule="auto"/>
-        <w:ind w:left="720"/>
-      </w:pPr>
-      <w:r>
-        <w:rPr>
-          <w:lang w:val="hi_IN" w:bidi="hi_IN"/>
-        </w:rPr>
-      </w:r>
-      <w:hyperlink r:id="rId79">
-        <w:r>
-          <w:rPr>
-            <w:lang w:val="hi_IN" w:bidi="hi_IN"/>
-          </w:rPr>
-          <w:rPr>
-            <w:color w:val="0000EE"/>
-            <w:u w:val="single"/>
-          </w:rPr>
-          <w:t>प्रे.का. 08:39–40</w:t>
-        </w:r>
-      </w:hyperlink>
+      <w:r>
+        <w:rPr>
+          <w:lang w:val="hi_IN" w:bidi="hi_IN"/>
+        </w:rPr>
+        <w:t>प्रे.का. 06:5–6</w:t>
+      </w:r>
+    </w:p>
+    <w:p>
+      <w:pPr>
+        <w:pStyle w:val="ListBullet"/>
+        <w:spacing w:line="240" w:lineRule="auto"/>
+        <w:ind w:left="720"/>
+      </w:pPr>
+      <w:r>
+        <w:rPr>
+          <w:lang w:val="hi_IN" w:bidi="hi_IN"/>
+        </w:rPr>
+      </w:r>
+      <w:r>
+        <w:rPr>
+          <w:lang w:val="hi_IN" w:bidi="hi_IN"/>
+        </w:rPr>
+        <w:t>प्रे.का. 08:6–8</w:t>
+      </w:r>
+    </w:p>
+    <w:p>
+      <w:pPr>
+        <w:pStyle w:val="ListBullet"/>
+        <w:spacing w:line="240" w:lineRule="auto"/>
+        <w:ind w:left="720"/>
+      </w:pPr>
+      <w:r>
+        <w:rPr>
+          <w:lang w:val="hi_IN" w:bidi="hi_IN"/>
+        </w:rPr>
+      </w:r>
+      <w:r>
+        <w:rPr>
+          <w:lang w:val="hi_IN" w:bidi="hi_IN"/>
+        </w:rPr>
+        <w:t>प्रे.का. 08:12–13</w:t>
+      </w:r>
+    </w:p>
+    <w:p>
+      <w:pPr>
+        <w:pStyle w:val="ListBullet"/>
+        <w:spacing w:line="240" w:lineRule="auto"/>
+        <w:ind w:left="720"/>
+      </w:pPr>
+      <w:r>
+        <w:rPr>
+          <w:lang w:val="hi_IN" w:bidi="hi_IN"/>
+        </w:rPr>
+      </w:r>
+      <w:r>
+        <w:rPr>
+          <w:lang w:val="hi_IN" w:bidi="hi_IN"/>
+        </w:rPr>
+        <w:t>प्रे.का. 08:29–31</w:t>
+      </w:r>
+    </w:p>
+    <w:p>
+      <w:pPr>
+        <w:pStyle w:val="ListBullet"/>
+        <w:spacing w:line="240" w:lineRule="auto"/>
+        <w:ind w:left="720"/>
+      </w:pPr>
+      <w:r>
+        <w:rPr>
+          <w:lang w:val="hi_IN" w:bidi="hi_IN"/>
+        </w:rPr>
+      </w:r>
+      <w:r>
+        <w:rPr>
+          <w:lang w:val="hi_IN" w:bidi="hi_IN"/>
+        </w:rPr>
+        <w:t>प्रे.का. 08:36–38</w:t>
+      </w:r>
+    </w:p>
+    <w:p>
+      <w:pPr>
+        <w:pStyle w:val="ListBullet"/>
+        <w:spacing w:line="240" w:lineRule="auto"/>
+        <w:ind w:left="720"/>
+      </w:pPr>
+      <w:r>
+        <w:rPr>
+          <w:lang w:val="hi_IN" w:bidi="hi_IN"/>
+        </w:rPr>
+      </w:r>
+      <w:r>
+        <w:rPr>
+          <w:lang w:val="hi_IN" w:bidi="hi_IN"/>
+        </w:rPr>
+        <w:t>प्रे.का. 08:39–40</w:t>
+      </w:r>
     </w:p>
     <w:p>
       <w:pPr>
@@ -5417,114 +4991,84 @@
           <w:lang w:val="hi_IN" w:bidi="hi_IN"/>
         </w:rPr>
       </w:r>
-      <w:hyperlink r:id="rId80">
-        <w:r>
-          <w:rPr>
-            <w:lang w:val="hi_IN" w:bidi="hi_IN"/>
-          </w:rPr>
-          <w:rPr>
-            <w:color w:val="0000EE"/>
-            <w:u w:val="single"/>
-          </w:rPr>
-          <w:t>प्रे.का. 1:14</w:t>
-        </w:r>
-      </w:hyperlink>
-    </w:p>
-    <w:p>
-      <w:pPr>
-        <w:pStyle w:val="ListBullet"/>
-        <w:spacing w:line="240" w:lineRule="auto"/>
-        <w:ind w:left="720"/>
-      </w:pPr>
-      <w:r>
-        <w:rPr>
-          <w:lang w:val="hi_IN" w:bidi="hi_IN"/>
-        </w:rPr>
-      </w:r>
-      <w:hyperlink r:id="rId81">
-        <w:r>
-          <w:rPr>
-            <w:lang w:val="hi_IN" w:bidi="hi_IN"/>
-          </w:rPr>
-          <w:rPr>
-            <w:color w:val="0000EE"/>
-            <w:u w:val="single"/>
-          </w:rPr>
-          <w:t>यूहन्ना 1:44</w:t>
-        </w:r>
-      </w:hyperlink>
-    </w:p>
-    <w:p>
-      <w:pPr>
-        <w:pStyle w:val="ListBullet"/>
-        <w:spacing w:line="240" w:lineRule="auto"/>
-        <w:ind w:left="720"/>
-      </w:pPr>
-      <w:r>
-        <w:rPr>
-          <w:lang w:val="hi_IN" w:bidi="hi_IN"/>
-        </w:rPr>
-      </w:r>
-      <w:hyperlink r:id="rId82">
-        <w:r>
-          <w:rPr>
-            <w:lang w:val="hi_IN" w:bidi="hi_IN"/>
-          </w:rPr>
-          <w:rPr>
-            <w:color w:val="0000EE"/>
-            <w:u w:val="single"/>
-          </w:rPr>
-          <w:t>यूहन्ना 6:6</w:t>
-        </w:r>
-      </w:hyperlink>
-    </w:p>
-    <w:p>
-      <w:pPr>
-        <w:pStyle w:val="ListBullet"/>
-        <w:spacing w:line="240" w:lineRule="auto"/>
-        <w:ind w:left="720"/>
-      </w:pPr>
-      <w:r>
-        <w:rPr>
-          <w:lang w:val="hi_IN" w:bidi="hi_IN"/>
-        </w:rPr>
-      </w:r>
-      <w:hyperlink r:id="rId83">
-        <w:r>
-          <w:rPr>
-            <w:lang w:val="hi_IN" w:bidi="hi_IN"/>
-          </w:rPr>
-          <w:rPr>
-            <w:color w:val="0000EE"/>
-            <w:u w:val="single"/>
-          </w:rPr>
-          <w:t>लूका 6:14</w:t>
-        </w:r>
-      </w:hyperlink>
-    </w:p>
-    <w:p>
-      <w:pPr>
-        <w:pStyle w:val="ListBullet"/>
-        <w:spacing w:line="240" w:lineRule="auto"/>
-        <w:ind w:left="720"/>
-      </w:pPr>
-      <w:r>
-        <w:rPr>
-          <w:lang w:val="hi_IN" w:bidi="hi_IN"/>
-        </w:rPr>
-      </w:r>
-      <w:hyperlink r:id="rId84">
-        <w:r>
-          <w:rPr>
-            <w:lang w:val="hi_IN" w:bidi="hi_IN"/>
-          </w:rPr>
-          <w:rPr>
-            <w:color w:val="0000EE"/>
-            <w:u w:val="single"/>
-          </w:rPr>
-          <w:t>मरकुस 3:17–19</w:t>
-        </w:r>
-      </w:hyperlink>
+      <w:r>
+        <w:rPr>
+          <w:lang w:val="hi_IN" w:bidi="hi_IN"/>
+        </w:rPr>
+        <w:t>प्रे.का. 1:14</w:t>
+      </w:r>
+    </w:p>
+    <w:p>
+      <w:pPr>
+        <w:pStyle w:val="ListBullet"/>
+        <w:spacing w:line="240" w:lineRule="auto"/>
+        <w:ind w:left="720"/>
+      </w:pPr>
+      <w:r>
+        <w:rPr>
+          <w:lang w:val="hi_IN" w:bidi="hi_IN"/>
+        </w:rPr>
+      </w:r>
+      <w:r>
+        <w:rPr>
+          <w:lang w:val="hi_IN" w:bidi="hi_IN"/>
+        </w:rPr>
+        <w:t>यूहन्ना 1:44</w:t>
+      </w:r>
+    </w:p>
+    <w:p>
+      <w:pPr>
+        <w:pStyle w:val="ListBullet"/>
+        <w:spacing w:line="240" w:lineRule="auto"/>
+        <w:ind w:left="720"/>
+      </w:pPr>
+      <w:r>
+        <w:rPr>
+          <w:lang w:val="hi_IN" w:bidi="hi_IN"/>
+        </w:rPr>
+      </w:r>
+      <w:r>
+        <w:rPr>
+          <w:lang w:val="hi_IN" w:bidi="hi_IN"/>
+        </w:rPr>
+        <w:t>यूहन्ना 6:6</w:t>
+      </w:r>
+    </w:p>
+    <w:p>
+      <w:pPr>
+        <w:pStyle w:val="ListBullet"/>
+        <w:spacing w:line="240" w:lineRule="auto"/>
+        <w:ind w:left="720"/>
+      </w:pPr>
+      <w:r>
+        <w:rPr>
+          <w:lang w:val="hi_IN" w:bidi="hi_IN"/>
+        </w:rPr>
+      </w:r>
+      <w:r>
+        <w:rPr>
+          <w:lang w:val="hi_IN" w:bidi="hi_IN"/>
+        </w:rPr>
+        <w:t>लूका 6:14</w:t>
+      </w:r>
+    </w:p>
+    <w:p>
+      <w:pPr>
+        <w:pStyle w:val="ListBullet"/>
+        <w:spacing w:line="240" w:lineRule="auto"/>
+        <w:ind w:left="720"/>
+      </w:pPr>
+      <w:r>
+        <w:rPr>
+          <w:lang w:val="hi_IN" w:bidi="hi_IN"/>
+        </w:rPr>
+      </w:r>
+      <w:r>
+        <w:rPr>
+          <w:lang w:val="hi_IN" w:bidi="hi_IN"/>
+        </w:rPr>
+        <w:t>मरकुस 3:17–19</w:t>
+      </w:r>
     </w:p>
     <w:p>
       <w:pPr>
@@ -5784,90 +5328,66 @@
           <w:lang w:val="hi_IN" w:bidi="hi_IN"/>
         </w:rPr>
       </w:r>
-      <w:hyperlink r:id="rId85">
-        <w:r>
-          <w:rPr>
-            <w:lang w:val="hi_IN" w:bidi="hi_IN"/>
-          </w:rPr>
-          <w:rPr>
-            <w:color w:val="0000EE"/>
-            <w:u w:val="single"/>
-          </w:rPr>
-          <w:t>प्रे.का. 11:19–21</w:t>
-        </w:r>
-      </w:hyperlink>
-    </w:p>
-    <w:p>
-      <w:pPr>
-        <w:pStyle w:val="ListBullet"/>
-        <w:spacing w:line="240" w:lineRule="auto"/>
-        <w:ind w:left="720"/>
-      </w:pPr>
-      <w:r>
-        <w:rPr>
-          <w:lang w:val="hi_IN" w:bidi="hi_IN"/>
-        </w:rPr>
-      </w:r>
-      <w:hyperlink r:id="rId86">
-        <w:r>
-          <w:rPr>
-            <w:lang w:val="hi_IN" w:bidi="hi_IN"/>
-          </w:rPr>
-          <w:rPr>
-            <w:color w:val="0000EE"/>
-            <w:u w:val="single"/>
-          </w:rPr>
-          <w:t>प्रे.का. 15:3–4</w:t>
-        </w:r>
-      </w:hyperlink>
-    </w:p>
-    <w:p>
-      <w:pPr>
-        <w:pStyle w:val="ListBullet"/>
-        <w:spacing w:line="240" w:lineRule="auto"/>
-        <w:ind w:left="720"/>
-      </w:pPr>
-      <w:r>
-        <w:rPr>
-          <w:lang w:val="hi_IN" w:bidi="hi_IN"/>
-        </w:rPr>
-      </w:r>
-      <w:hyperlink r:id="rId87">
-        <w:r>
-          <w:rPr>
-            <w:lang w:val="hi_IN" w:bidi="hi_IN"/>
-          </w:rPr>
-          <w:rPr>
-            <w:color w:val="0000EE"/>
-            <w:u w:val="single"/>
-          </w:rPr>
-          <w:t>प्रे.का. 21:1–2</w:t>
-        </w:r>
-      </w:hyperlink>
-    </w:p>
-    <w:p>
-      <w:pPr>
-        <w:pStyle w:val="ListBullet"/>
-        <w:spacing w:line="240" w:lineRule="auto"/>
-        <w:ind w:left="720"/>
-      </w:pPr>
-      <w:r>
-        <w:rPr>
-          <w:lang w:val="hi_IN" w:bidi="hi_IN"/>
-        </w:rPr>
-      </w:r>
-      <w:hyperlink r:id="rId88">
-        <w:r>
-          <w:rPr>
-            <w:lang w:val="hi_IN" w:bidi="hi_IN"/>
-          </w:rPr>
-          <w:rPr>
-            <w:color w:val="0000EE"/>
-            <w:u w:val="single"/>
-          </w:rPr>
-          <w:t>यशायाह 23:10–12</w:t>
-        </w:r>
-      </w:hyperlink>
+      <w:r>
+        <w:rPr>
+          <w:lang w:val="hi_IN" w:bidi="hi_IN"/>
+        </w:rPr>
+        <w:t>प्रे.का. 11:19–21</w:t>
+      </w:r>
+    </w:p>
+    <w:p>
+      <w:pPr>
+        <w:pStyle w:val="ListBullet"/>
+        <w:spacing w:line="240" w:lineRule="auto"/>
+        <w:ind w:left="720"/>
+      </w:pPr>
+      <w:r>
+        <w:rPr>
+          <w:lang w:val="hi_IN" w:bidi="hi_IN"/>
+        </w:rPr>
+      </w:r>
+      <w:r>
+        <w:rPr>
+          <w:lang w:val="hi_IN" w:bidi="hi_IN"/>
+        </w:rPr>
+        <w:t>प्रे.का. 15:3–4</w:t>
+      </w:r>
+    </w:p>
+    <w:p>
+      <w:pPr>
+        <w:pStyle w:val="ListBullet"/>
+        <w:spacing w:line="240" w:lineRule="auto"/>
+        <w:ind w:left="720"/>
+      </w:pPr>
+      <w:r>
+        <w:rPr>
+          <w:lang w:val="hi_IN" w:bidi="hi_IN"/>
+        </w:rPr>
+      </w:r>
+      <w:r>
+        <w:rPr>
+          <w:lang w:val="hi_IN" w:bidi="hi_IN"/>
+        </w:rPr>
+        <w:t>प्रे.का. 21:1–2</w:t>
+      </w:r>
+    </w:p>
+    <w:p>
+      <w:pPr>
+        <w:pStyle w:val="ListBullet"/>
+        <w:spacing w:line="240" w:lineRule="auto"/>
+        <w:ind w:left="720"/>
+      </w:pPr>
+      <w:r>
+        <w:rPr>
+          <w:lang w:val="hi_IN" w:bidi="hi_IN"/>
+        </w:rPr>
+      </w:r>
+      <w:r>
+        <w:rPr>
+          <w:lang w:val="hi_IN" w:bidi="hi_IN"/>
+        </w:rPr>
+        <w:t>यशायाह 23:10–12</w:t>
+      </w:r>
     </w:p>
     <w:p>
       <w:pPr>
